--- a/Nhom2_BuoiTH2_Phan_2.docx
+++ b/Nhom2_BuoiTH2_Phan_2.docx
@@ -2951,6 +2951,7 @@
     <w:p>
       <w:pPr>
         <w:numPr>
+          <w:ilvl w:val="0"/>
           <w:numId w:val="0"/>
         </w:numPr>
         <w:ind w:leftChars="0"/>
@@ -2966,46 +2967,6 @@
         </w:rPr>
         <w:fldChar w:fldCharType="end"/>
       </w:r>
-    </w:p>
-    <w:p>
-      <w:pPr>
-        <w:rPr>
-          <w:rFonts w:hint="default" w:ascii="Times New Roman" w:hAnsi="Times New Roman" w:cs="Times New Roman"/>
-          <w:lang w:val="en-US"/>
-        </w:rPr>
-      </w:pPr>
-    </w:p>
-    <w:p>
-      <w:pPr>
-        <w:rPr>
-          <w:rFonts w:hint="default" w:ascii="Times New Roman" w:hAnsi="Times New Roman" w:cs="Times New Roman"/>
-          <w:lang w:val="en-US"/>
-        </w:rPr>
-      </w:pPr>
-    </w:p>
-    <w:p>
-      <w:pPr>
-        <w:rPr>
-          <w:rFonts w:hint="default" w:ascii="Times New Roman" w:hAnsi="Times New Roman" w:cs="Times New Roman"/>
-          <w:lang w:val="en-US"/>
-        </w:rPr>
-      </w:pPr>
-    </w:p>
-    <w:p>
-      <w:pPr>
-        <w:rPr>
-          <w:rFonts w:hint="default" w:ascii="Times New Roman" w:hAnsi="Times New Roman" w:cs="Times New Roman"/>
-          <w:lang w:val="en-US"/>
-        </w:rPr>
-      </w:pPr>
-    </w:p>
-    <w:p>
-      <w:pPr>
-        <w:rPr>
-          <w:rFonts w:hint="default" w:ascii="Times New Roman" w:hAnsi="Times New Roman" w:cs="Times New Roman"/>
-          <w:lang w:val="en-US"/>
-        </w:rPr>
-      </w:pPr>
     </w:p>
     <w:p>
       <w:pPr>
@@ -4672,70 +4633,6 @@
     </w:p>
     <w:p>
       <w:pPr>
-        <w:rPr>
-          <w:rFonts w:hint="default" w:ascii="Times New Roman" w:hAnsi="Times New Roman" w:cs="Times New Roman"/>
-          <w:lang w:val="en-US"/>
-        </w:rPr>
-      </w:pPr>
-    </w:p>
-    <w:p>
-      <w:pPr>
-        <w:rPr>
-          <w:rFonts w:hint="default" w:ascii="Times New Roman" w:hAnsi="Times New Roman" w:cs="Times New Roman"/>
-          <w:lang w:val="en-US"/>
-        </w:rPr>
-      </w:pPr>
-    </w:p>
-    <w:p>
-      <w:pPr>
-        <w:rPr>
-          <w:rFonts w:hint="default" w:ascii="Times New Roman" w:hAnsi="Times New Roman" w:cs="Times New Roman"/>
-          <w:lang w:val="en-US"/>
-        </w:rPr>
-      </w:pPr>
-    </w:p>
-    <w:p>
-      <w:pPr>
-        <w:rPr>
-          <w:rFonts w:hint="default" w:ascii="Times New Roman" w:hAnsi="Times New Roman" w:cs="Times New Roman"/>
-          <w:lang w:val="en-US"/>
-        </w:rPr>
-      </w:pPr>
-    </w:p>
-    <w:p>
-      <w:pPr>
-        <w:rPr>
-          <w:rFonts w:hint="default" w:ascii="Times New Roman" w:hAnsi="Times New Roman" w:cs="Times New Roman"/>
-          <w:lang w:val="en-US"/>
-        </w:rPr>
-      </w:pPr>
-    </w:p>
-    <w:p>
-      <w:pPr>
-        <w:rPr>
-          <w:rFonts w:hint="default" w:ascii="Times New Roman" w:hAnsi="Times New Roman" w:cs="Times New Roman"/>
-          <w:lang w:val="en-US"/>
-        </w:rPr>
-      </w:pPr>
-    </w:p>
-    <w:p>
-      <w:pPr>
-        <w:rPr>
-          <w:rFonts w:hint="default" w:ascii="Times New Roman" w:hAnsi="Times New Roman" w:cs="Times New Roman"/>
-          <w:lang w:val="en-US"/>
-        </w:rPr>
-      </w:pPr>
-    </w:p>
-    <w:p>
-      <w:pPr>
-        <w:rPr>
-          <w:rFonts w:hint="default" w:ascii="Times New Roman" w:hAnsi="Times New Roman" w:cs="Times New Roman"/>
-          <w:lang w:val="en-US"/>
-        </w:rPr>
-      </w:pPr>
-    </w:p>
-    <w:p>
-      <w:pPr>
         <w:pStyle w:val="22"/>
         <w:bidi w:val="0"/>
         <w:rPr>
@@ -4990,17 +4887,7 @@
           <w:iCs w:val="0"/>
           <w:lang w:val="en-US"/>
         </w:rPr>
-        <w:t>Mô tả các dịch vụ của Firebase.</w:t>
-      </w:r>
-      <w:r>
-        <w:rPr>
-          <w:rFonts w:hint="default" w:ascii="Times New Roman" w:hAnsi="Times New Roman" w:cs="Times New Roman"/>
-          <w:bCs w:val="0"/>
-          <w:i w:val="0"/>
-          <w:iCs w:val="0"/>
-          <w:lang w:val="en-US"/>
-        </w:rPr>
-        <w:t xml:space="preserve"> </w:t>
+        <w:t xml:space="preserve">Mô tả các dịch vụ của Firebase. </w:t>
       </w:r>
       <w:r>
         <w:tab/>
@@ -5265,17 +5152,7 @@
           <w:iCs w:val="0"/>
           <w:lang w:val="en-US"/>
         </w:rPr>
-        <w:t>Mô tả đối tượng và quyền của người dùng.</w:t>
-      </w:r>
-      <w:r>
-        <w:rPr>
-          <w:rFonts w:hint="default" w:ascii="Times New Roman" w:hAnsi="Times New Roman" w:cs="Times New Roman"/>
-          <w:bCs w:val="0"/>
-          <w:i w:val="0"/>
-          <w:iCs w:val="0"/>
-          <w:lang w:val="en-US"/>
-        </w:rPr>
-        <w:t xml:space="preserve"> </w:t>
+        <w:t xml:space="preserve">Mô tả đối tượng và quyền của người dùng. </w:t>
       </w:r>
       <w:r>
         <w:tab/>
@@ -5404,94 +5281,6 @@
         </w:rPr>
         <w:fldChar w:fldCharType="end"/>
       </w:r>
-    </w:p>
-    <w:p>
-      <w:pPr>
-        <w:rPr>
-          <w:rFonts w:hint="default" w:ascii="Times New Roman" w:hAnsi="Times New Roman" w:cs="Times New Roman"/>
-          <w:lang w:val="en-US"/>
-        </w:rPr>
-      </w:pPr>
-    </w:p>
-    <w:p>
-      <w:pPr>
-        <w:rPr>
-          <w:rFonts w:hint="default" w:ascii="Times New Roman" w:hAnsi="Times New Roman" w:cs="Times New Roman"/>
-          <w:lang w:val="en-US"/>
-        </w:rPr>
-      </w:pPr>
-    </w:p>
-    <w:p>
-      <w:pPr>
-        <w:rPr>
-          <w:rFonts w:hint="default" w:ascii="Times New Roman" w:hAnsi="Times New Roman" w:cs="Times New Roman"/>
-          <w:lang w:val="en-US"/>
-        </w:rPr>
-      </w:pPr>
-    </w:p>
-    <w:p>
-      <w:pPr>
-        <w:rPr>
-          <w:rFonts w:hint="default" w:ascii="Times New Roman" w:hAnsi="Times New Roman" w:cs="Times New Roman"/>
-          <w:lang w:val="en-US"/>
-        </w:rPr>
-      </w:pPr>
-    </w:p>
-    <w:p>
-      <w:pPr>
-        <w:rPr>
-          <w:rFonts w:hint="default" w:ascii="Times New Roman" w:hAnsi="Times New Roman" w:cs="Times New Roman"/>
-          <w:lang w:val="en-US"/>
-        </w:rPr>
-      </w:pPr>
-    </w:p>
-    <w:p>
-      <w:pPr>
-        <w:rPr>
-          <w:rFonts w:hint="default" w:ascii="Times New Roman" w:hAnsi="Times New Roman" w:cs="Times New Roman"/>
-          <w:lang w:val="en-US"/>
-        </w:rPr>
-      </w:pPr>
-    </w:p>
-    <w:p>
-      <w:pPr>
-        <w:rPr>
-          <w:rFonts w:hint="default" w:ascii="Times New Roman" w:hAnsi="Times New Roman" w:cs="Times New Roman"/>
-          <w:lang w:val="en-US"/>
-        </w:rPr>
-      </w:pPr>
-    </w:p>
-    <w:p>
-      <w:pPr>
-        <w:rPr>
-          <w:rFonts w:hint="default" w:ascii="Times New Roman" w:hAnsi="Times New Roman" w:cs="Times New Roman"/>
-          <w:lang w:val="en-US"/>
-        </w:rPr>
-      </w:pPr>
-    </w:p>
-    <w:p>
-      <w:pPr>
-        <w:rPr>
-          <w:rFonts w:hint="default" w:ascii="Times New Roman" w:hAnsi="Times New Roman" w:cs="Times New Roman"/>
-          <w:lang w:val="en-US"/>
-        </w:rPr>
-      </w:pPr>
-    </w:p>
-    <w:p>
-      <w:pPr>
-        <w:rPr>
-          <w:rFonts w:hint="default" w:ascii="Times New Roman" w:hAnsi="Times New Roman" w:cs="Times New Roman"/>
-          <w:lang w:val="en-US"/>
-        </w:rPr>
-      </w:pPr>
-    </w:p>
-    <w:p>
-      <w:pPr>
-        <w:rPr>
-          <w:rFonts w:hint="default" w:ascii="Times New Roman" w:hAnsi="Times New Roman" w:cs="Times New Roman"/>
-          <w:lang w:val="en-US"/>
-        </w:rPr>
-      </w:pPr>
     </w:p>
     <w:p>
       <w:pPr>
@@ -6832,13 +6621,13 @@
         </w:sectPr>
       </w:pPr>
       <w:bookmarkStart w:id="0" w:name="_Toc30554"/>
-      <w:bookmarkStart w:id="1" w:name="_Toc13036"/>
+      <w:bookmarkStart w:id="1" w:name="_Toc2126"/>
       <w:bookmarkStart w:id="2" w:name="_Toc8585"/>
       <w:bookmarkStart w:id="3" w:name="_Toc15745"/>
-      <w:bookmarkStart w:id="4" w:name="_Toc31864"/>
-      <w:bookmarkStart w:id="5" w:name="_Toc8380"/>
+      <w:bookmarkStart w:id="4" w:name="_Toc13036"/>
+      <w:bookmarkStart w:id="5" w:name="_Toc31864"/>
       <w:bookmarkStart w:id="6" w:name="_Toc31839"/>
-      <w:bookmarkStart w:id="7" w:name="_Toc2126"/>
+      <w:bookmarkStart w:id="7" w:name="_Toc8380"/>
     </w:p>
     <w:p>
       <w:pPr>
@@ -6879,10 +6668,10 @@
       <w:bookmarkStart w:id="9" w:name="_Toc27719"/>
       <w:bookmarkStart w:id="10" w:name="_Toc1348"/>
       <w:bookmarkStart w:id="11" w:name="_Toc15358"/>
-      <w:bookmarkStart w:id="12" w:name="_Toc24043"/>
-      <w:bookmarkStart w:id="13" w:name="_Toc32704"/>
+      <w:bookmarkStart w:id="12" w:name="_Toc32704"/>
+      <w:bookmarkStart w:id="13" w:name="_Toc7210"/>
       <w:bookmarkStart w:id="14" w:name="_Toc9545"/>
-      <w:bookmarkStart w:id="15" w:name="_Toc7210"/>
+      <w:bookmarkStart w:id="15" w:name="_Toc24043"/>
       <w:r>
         <w:rPr>
           <w:rFonts w:hint="default" w:ascii="Times New Roman" w:hAnsi="Times New Roman" w:cs="Times New Roman"/>
@@ -6909,10 +6698,10 @@
         </w:rPr>
       </w:pPr>
       <w:bookmarkStart w:id="16" w:name="_Toc23009"/>
-      <w:bookmarkStart w:id="17" w:name="_Toc14671"/>
-      <w:bookmarkStart w:id="18" w:name="_Toc24126"/>
-      <w:bookmarkStart w:id="19" w:name="_Toc6046"/>
-      <w:bookmarkStart w:id="20" w:name="_Toc12558"/>
+      <w:bookmarkStart w:id="17" w:name="_Toc12558"/>
+      <w:bookmarkStart w:id="18" w:name="_Toc14671"/>
+      <w:bookmarkStart w:id="19" w:name="_Toc24126"/>
+      <w:bookmarkStart w:id="20" w:name="_Toc6046"/>
       <w:bookmarkStart w:id="21" w:name="_Toc4779"/>
       <w:bookmarkStart w:id="22" w:name="_Toc13912"/>
       <w:bookmarkStart w:id="23" w:name="_Toc10748"/>
@@ -6941,12 +6730,12 @@
           <w:lang w:val="en-US"/>
         </w:rPr>
       </w:pPr>
-      <w:bookmarkStart w:id="24" w:name="_Toc9304"/>
-      <w:bookmarkStart w:id="25" w:name="_Toc6168"/>
-      <w:bookmarkStart w:id="26" w:name="_Toc32386"/>
-      <w:bookmarkStart w:id="27" w:name="_Toc357"/>
-      <w:bookmarkStart w:id="28" w:name="_Toc9316"/>
-      <w:bookmarkStart w:id="29" w:name="_Toc20788"/>
+      <w:bookmarkStart w:id="24" w:name="_Toc357"/>
+      <w:bookmarkStart w:id="25" w:name="_Toc9316"/>
+      <w:bookmarkStart w:id="26" w:name="_Toc20788"/>
+      <w:bookmarkStart w:id="27" w:name="_Toc9304"/>
+      <w:bookmarkStart w:id="28" w:name="_Toc6168"/>
+      <w:bookmarkStart w:id="29" w:name="_Toc32386"/>
       <w:bookmarkStart w:id="30" w:name="_Toc28790"/>
       <w:bookmarkStart w:id="31" w:name="_Toc21445"/>
       <w:r>
@@ -6975,12 +6764,12 @@
         </w:rPr>
       </w:pPr>
       <w:bookmarkStart w:id="32" w:name="_Toc25064"/>
-      <w:bookmarkStart w:id="33" w:name="_Toc22157"/>
-      <w:bookmarkStart w:id="34" w:name="_Toc13585"/>
-      <w:bookmarkStart w:id="35" w:name="_Toc2118"/>
-      <w:bookmarkStart w:id="36" w:name="_Toc19094"/>
-      <w:bookmarkStart w:id="37" w:name="_Toc23088"/>
-      <w:bookmarkStart w:id="38" w:name="_Toc2092"/>
+      <w:bookmarkStart w:id="33" w:name="_Toc19094"/>
+      <w:bookmarkStart w:id="34" w:name="_Toc23088"/>
+      <w:bookmarkStart w:id="35" w:name="_Toc2092"/>
+      <w:bookmarkStart w:id="36" w:name="_Toc22157"/>
+      <w:bookmarkStart w:id="37" w:name="_Toc13585"/>
+      <w:bookmarkStart w:id="38" w:name="_Toc2118"/>
       <w:bookmarkStart w:id="39" w:name="_Toc3673"/>
       <w:r>
         <w:rPr>
@@ -7007,14 +6796,14 @@
           <w:lang w:val="en-US"/>
         </w:rPr>
       </w:pPr>
-      <w:bookmarkStart w:id="40" w:name="_Toc9482"/>
-      <w:bookmarkStart w:id="41" w:name="_Toc17778"/>
-      <w:bookmarkStart w:id="42" w:name="_Toc16513"/>
-      <w:bookmarkStart w:id="43" w:name="_Toc14451"/>
-      <w:bookmarkStart w:id="44" w:name="_Toc17429"/>
-      <w:bookmarkStart w:id="45" w:name="_Toc12835"/>
-      <w:bookmarkStart w:id="46" w:name="_Toc1290"/>
-      <w:bookmarkStart w:id="47" w:name="_Toc25028"/>
+      <w:bookmarkStart w:id="40" w:name="_Toc17778"/>
+      <w:bookmarkStart w:id="41" w:name="_Toc1290"/>
+      <w:bookmarkStart w:id="42" w:name="_Toc25028"/>
+      <w:bookmarkStart w:id="43" w:name="_Toc16513"/>
+      <w:bookmarkStart w:id="44" w:name="_Toc9482"/>
+      <w:bookmarkStart w:id="45" w:name="_Toc14451"/>
+      <w:bookmarkStart w:id="46" w:name="_Toc17429"/>
+      <w:bookmarkStart w:id="47" w:name="_Toc12835"/>
       <w:r>
         <w:rPr>
           <w:rFonts w:hint="default" w:ascii="Times New Roman" w:hAnsi="Times New Roman" w:cs="Times New Roman"/>
@@ -7040,14 +6829,14 @@
           <w:lang w:val="en-US"/>
         </w:rPr>
       </w:pPr>
-      <w:bookmarkStart w:id="48" w:name="_Toc12322"/>
-      <w:bookmarkStart w:id="49" w:name="_Toc2538"/>
-      <w:bookmarkStart w:id="50" w:name="_Toc29000"/>
-      <w:bookmarkStart w:id="51" w:name="_Toc25902"/>
-      <w:bookmarkStart w:id="52" w:name="_Toc3398"/>
-      <w:bookmarkStart w:id="53" w:name="_Toc20356"/>
-      <w:bookmarkStart w:id="54" w:name="_Toc16352"/>
-      <w:bookmarkStart w:id="55" w:name="_Toc7488"/>
+      <w:bookmarkStart w:id="48" w:name="_Toc2538"/>
+      <w:bookmarkStart w:id="49" w:name="_Toc29000"/>
+      <w:bookmarkStart w:id="50" w:name="_Toc12322"/>
+      <w:bookmarkStart w:id="51" w:name="_Toc20356"/>
+      <w:bookmarkStart w:id="52" w:name="_Toc16352"/>
+      <w:bookmarkStart w:id="53" w:name="_Toc7488"/>
+      <w:bookmarkStart w:id="54" w:name="_Toc3398"/>
+      <w:bookmarkStart w:id="55" w:name="_Toc25902"/>
       <w:r>
         <w:rPr>
           <w:rFonts w:hint="default" w:ascii="Times New Roman" w:hAnsi="Times New Roman" w:cs="Times New Roman"/>
@@ -7073,14 +6862,14 @@
           <w:lang w:val="en-US"/>
         </w:rPr>
       </w:pPr>
-      <w:bookmarkStart w:id="56" w:name="_Toc31125"/>
-      <w:bookmarkStart w:id="57" w:name="_Toc6462"/>
-      <w:bookmarkStart w:id="58" w:name="_Toc1115"/>
-      <w:bookmarkStart w:id="59" w:name="_Toc17445"/>
-      <w:bookmarkStart w:id="60" w:name="_Toc25302"/>
-      <w:bookmarkStart w:id="61" w:name="_Toc19934"/>
-      <w:bookmarkStart w:id="62" w:name="_Toc17091"/>
-      <w:bookmarkStart w:id="63" w:name="_Toc19458"/>
+      <w:bookmarkStart w:id="56" w:name="_Toc17445"/>
+      <w:bookmarkStart w:id="57" w:name="_Toc19458"/>
+      <w:bookmarkStart w:id="58" w:name="_Toc25302"/>
+      <w:bookmarkStart w:id="59" w:name="_Toc17091"/>
+      <w:bookmarkStart w:id="60" w:name="_Toc19934"/>
+      <w:bookmarkStart w:id="61" w:name="_Toc31125"/>
+      <w:bookmarkStart w:id="62" w:name="_Toc6462"/>
+      <w:bookmarkStart w:id="63" w:name="_Toc1115"/>
       <w:r>
         <w:rPr>
           <w:rFonts w:hint="default" w:ascii="Times New Roman" w:hAnsi="Times New Roman" w:cs="Times New Roman"/>
@@ -7107,11 +6896,11 @@
         </w:rPr>
       </w:pPr>
       <w:bookmarkStart w:id="64" w:name="_Toc25721"/>
-      <w:bookmarkStart w:id="65" w:name="_Toc25723"/>
-      <w:bookmarkStart w:id="66" w:name="_Toc16092"/>
-      <w:bookmarkStart w:id="67" w:name="_Toc24823"/>
-      <w:bookmarkStart w:id="68" w:name="_Toc6188"/>
-      <w:bookmarkStart w:id="69" w:name="_Toc15562"/>
+      <w:bookmarkStart w:id="65" w:name="_Toc16092"/>
+      <w:bookmarkStart w:id="66" w:name="_Toc24823"/>
+      <w:bookmarkStart w:id="67" w:name="_Toc6188"/>
+      <w:bookmarkStart w:id="68" w:name="_Toc15562"/>
+      <w:bookmarkStart w:id="69" w:name="_Toc25723"/>
       <w:bookmarkStart w:id="70" w:name="_Toc2266"/>
       <w:bookmarkStart w:id="71" w:name="_Toc21705"/>
       <w:r>
@@ -7139,14 +6928,14 @@
           <w:lang w:val="en-US"/>
         </w:rPr>
       </w:pPr>
-      <w:bookmarkStart w:id="72" w:name="_Toc30657"/>
-      <w:bookmarkStart w:id="73" w:name="_Toc10441"/>
+      <w:bookmarkStart w:id="72" w:name="_Toc14793"/>
+      <w:bookmarkStart w:id="73" w:name="_Toc30657"/>
       <w:bookmarkStart w:id="74" w:name="_Toc18530"/>
-      <w:bookmarkStart w:id="75" w:name="_Toc25039"/>
-      <w:bookmarkStart w:id="76" w:name="_Toc14793"/>
-      <w:bookmarkStart w:id="77" w:name="_Toc10695"/>
-      <w:bookmarkStart w:id="78" w:name="_Toc20357"/>
-      <w:bookmarkStart w:id="79" w:name="_Toc4415"/>
+      <w:bookmarkStart w:id="75" w:name="_Toc10441"/>
+      <w:bookmarkStart w:id="76" w:name="_Toc25039"/>
+      <w:bookmarkStart w:id="77" w:name="_Toc20357"/>
+      <w:bookmarkStart w:id="78" w:name="_Toc4415"/>
+      <w:bookmarkStart w:id="79" w:name="_Toc10695"/>
       <w:r>
         <w:rPr>
           <w:rFonts w:hint="default" w:ascii="Times New Roman" w:hAnsi="Times New Roman" w:cs="Times New Roman"/>
@@ -7219,13 +7008,13 @@
       <w:r>
         <w:fldChar w:fldCharType="end"/>
       </w:r>
-      <w:bookmarkStart w:id="81" w:name="_Toc14666"/>
-      <w:bookmarkStart w:id="82" w:name="_Toc856"/>
-      <w:bookmarkStart w:id="83" w:name="_Toc14657"/>
-      <w:bookmarkStart w:id="84" w:name="_Toc18465"/>
+      <w:bookmarkStart w:id="81" w:name="_Toc5765"/>
+      <w:bookmarkStart w:id="82" w:name="_Toc14657"/>
+      <w:bookmarkStart w:id="83" w:name="_Toc18465"/>
+      <w:bookmarkStart w:id="84" w:name="_Toc2843"/>
       <w:bookmarkStart w:id="85" w:name="_Toc13557"/>
-      <w:bookmarkStart w:id="86" w:name="_Toc5765"/>
-      <w:bookmarkStart w:id="87" w:name="_Toc2843"/>
+      <w:bookmarkStart w:id="86" w:name="_Toc14666"/>
+      <w:bookmarkStart w:id="87" w:name="_Toc856"/>
       <w:r>
         <w:rPr>
           <w:rFonts w:hint="default" w:ascii="Times New Roman" w:hAnsi="Times New Roman" w:cs="Times New Roman"/>
@@ -7506,8 +7295,8 @@
       <w:bookmarkStart w:id="91" w:name="_Toc3089"/>
       <w:bookmarkStart w:id="92" w:name="_Toc9473"/>
       <w:bookmarkStart w:id="93" w:name="_Toc4748"/>
-      <w:bookmarkStart w:id="94" w:name="_Toc24864"/>
-      <w:bookmarkStart w:id="95" w:name="_Toc21936"/>
+      <w:bookmarkStart w:id="94" w:name="_Toc21936"/>
+      <w:bookmarkStart w:id="95" w:name="_Toc24864"/>
       <w:r>
         <w:rPr>
           <w:rFonts w:hint="default" w:ascii="Times New Roman" w:hAnsi="Times New Roman" w:cs="Times New Roman"/>
@@ -7533,13 +7322,13 @@
           <w:lang w:val="en-US"/>
         </w:rPr>
       </w:pPr>
-      <w:bookmarkStart w:id="96" w:name="_Toc32571"/>
-      <w:bookmarkStart w:id="97" w:name="_Toc25973"/>
-      <w:bookmarkStart w:id="98" w:name="_Toc32162"/>
-      <w:bookmarkStart w:id="99" w:name="_Toc11999"/>
-      <w:bookmarkStart w:id="100" w:name="_Toc29789"/>
+      <w:bookmarkStart w:id="96" w:name="_Toc25973"/>
+      <w:bookmarkStart w:id="97" w:name="_Toc32571"/>
+      <w:bookmarkStart w:id="98" w:name="_Toc11999"/>
+      <w:bookmarkStart w:id="99" w:name="_Toc32162"/>
+      <w:bookmarkStart w:id="100" w:name="_Toc10795"/>
       <w:bookmarkStart w:id="101" w:name="_Toc4165"/>
-      <w:bookmarkStart w:id="102" w:name="_Toc10795"/>
+      <w:bookmarkStart w:id="102" w:name="_Toc29789"/>
       <w:bookmarkStart w:id="103" w:name="_Toc24660"/>
       <w:r>
         <w:rPr>
@@ -7643,34 +7432,26 @@
           <w:rStyle w:val="19"/>
           <w:rFonts w:hint="default" w:ascii="Times New Roman" w:hAnsi="Times New Roman" w:cs="Times New Roman"/>
           <w:b/>
+          <w:bCs w:val="0"/>
           <w:i/>
           <w:lang w:val="en-US"/>
         </w:rPr>
       </w:pPr>
-      <w:bookmarkStart w:id="104" w:name="_Toc4014"/>
-      <w:bookmarkStart w:id="105" w:name="_Toc22546"/>
-      <w:bookmarkStart w:id="106" w:name="_Toc2404"/>
-      <w:bookmarkStart w:id="107" w:name="_Toc10288"/>
+      <w:bookmarkStart w:id="104" w:name="_Toc22546"/>
+      <w:bookmarkStart w:id="105" w:name="_Toc2404"/>
+      <w:bookmarkStart w:id="106" w:name="_Toc10288"/>
+      <w:bookmarkStart w:id="107" w:name="_Toc4014"/>
       <w:bookmarkStart w:id="108" w:name="_Toc10726"/>
       <w:r>
         <w:rPr>
           <w:rStyle w:val="19"/>
           <w:rFonts w:hint="default" w:ascii="Times New Roman" w:hAnsi="Times New Roman" w:cs="Times New Roman"/>
           <w:b/>
+          <w:bCs w:val="0"/>
           <w:i/>
           <w:lang w:val="en-US"/>
         </w:rPr>
-        <w:t>Lịch sử phát triển Android</w:t>
-      </w:r>
-      <w:r>
-        <w:rPr>
-          <w:rStyle w:val="19"/>
-          <w:rFonts w:hint="default" w:ascii="Times New Roman" w:hAnsi="Times New Roman" w:cs="Times New Roman"/>
-          <w:b/>
-          <w:i/>
-          <w:lang w:val="en-US"/>
-        </w:rPr>
-        <w:t>.</w:t>
+        <w:t>Lịch sử phát triển Android.</w:t>
       </w:r>
       <w:bookmarkEnd w:id="104"/>
       <w:bookmarkEnd w:id="105"/>
@@ -7728,12 +7509,12 @@
         <w:fldChar w:fldCharType="end"/>
       </w:r>
       <w:bookmarkStart w:id="111" w:name="_Toc19078"/>
-      <w:bookmarkStart w:id="112" w:name="_Toc30825"/>
-      <w:bookmarkStart w:id="113" w:name="_Toc17317"/>
-      <w:bookmarkStart w:id="114" w:name="_Toc18115"/>
-      <w:bookmarkStart w:id="115" w:name="_Toc27994"/>
-      <w:bookmarkStart w:id="116" w:name="_Toc30726"/>
-      <w:bookmarkStart w:id="117" w:name="_Toc8348"/>
+      <w:bookmarkStart w:id="112" w:name="_Toc8348"/>
+      <w:bookmarkStart w:id="113" w:name="_Toc18115"/>
+      <w:bookmarkStart w:id="114" w:name="_Toc30726"/>
+      <w:bookmarkStart w:id="115" w:name="_Toc17317"/>
+      <w:bookmarkStart w:id="116" w:name="_Toc30825"/>
+      <w:bookmarkStart w:id="117" w:name="_Toc27994"/>
       <w:r>
         <w:rPr>
           <w:rFonts w:hint="default" w:ascii="Times New Roman" w:hAnsi="Times New Roman" w:cs="Times New Roman"/>
@@ -7774,20 +7555,22 @@
           <w:rStyle w:val="19"/>
           <w:rFonts w:hint="default" w:ascii="Times New Roman" w:hAnsi="Times New Roman" w:cs="Times New Roman"/>
           <w:b/>
+          <w:bCs w:val="0"/>
           <w:i/>
           <w:lang w:val="en-US"/>
         </w:rPr>
       </w:pPr>
-      <w:bookmarkStart w:id="118" w:name="_Toc30184"/>
-      <w:bookmarkStart w:id="119" w:name="_Toc10976"/>
-      <w:bookmarkStart w:id="120" w:name="_Toc30188"/>
-      <w:bookmarkStart w:id="121" w:name="_Toc24791"/>
-      <w:bookmarkStart w:id="122" w:name="_Toc2614"/>
+      <w:bookmarkStart w:id="118" w:name="_Toc10976"/>
+      <w:bookmarkStart w:id="119" w:name="_Toc30184"/>
+      <w:bookmarkStart w:id="120" w:name="_Toc2614"/>
+      <w:bookmarkStart w:id="121" w:name="_Toc30188"/>
+      <w:bookmarkStart w:id="122" w:name="_Toc24791"/>
       <w:r>
         <w:rPr>
           <w:rStyle w:val="19"/>
           <w:rFonts w:hint="default" w:ascii="Times New Roman" w:hAnsi="Times New Roman" w:cs="Times New Roman"/>
           <w:b/>
+          <w:bCs w:val="0"/>
           <w:i/>
           <w:lang w:val="en-US"/>
         </w:rPr>
@@ -7808,13 +7591,13 @@
           <w:lang w:val="en-US"/>
         </w:rPr>
       </w:pPr>
-      <w:bookmarkStart w:id="123" w:name="_Toc1303"/>
-      <w:bookmarkStart w:id="124" w:name="_Toc30719"/>
-      <w:bookmarkStart w:id="125" w:name="_Toc10715"/>
-      <w:bookmarkStart w:id="126" w:name="_Toc25680"/>
-      <w:bookmarkStart w:id="127" w:name="_Toc4645"/>
-      <w:bookmarkStart w:id="128" w:name="_Toc26975"/>
-      <w:bookmarkStart w:id="129" w:name="_Toc20116"/>
+      <w:bookmarkStart w:id="123" w:name="_Toc10715"/>
+      <w:bookmarkStart w:id="124" w:name="_Toc4645"/>
+      <w:bookmarkStart w:id="125" w:name="_Toc30719"/>
+      <w:bookmarkStart w:id="126" w:name="_Toc20116"/>
+      <w:bookmarkStart w:id="127" w:name="_Toc25680"/>
+      <w:bookmarkStart w:id="128" w:name="_Toc1303"/>
+      <w:bookmarkStart w:id="129" w:name="_Toc26975"/>
       <w:bookmarkStart w:id="130" w:name="_Toc9350"/>
       <w:r>
         <w:rPr>
@@ -7842,13 +7625,13 @@
         </w:rPr>
       </w:pPr>
       <w:bookmarkStart w:id="131" w:name="_Toc18037"/>
-      <w:bookmarkStart w:id="132" w:name="_Toc11012"/>
-      <w:bookmarkStart w:id="133" w:name="_Toc15908"/>
-      <w:bookmarkStart w:id="134" w:name="_Toc17604"/>
-      <w:bookmarkStart w:id="135" w:name="_Toc21091"/>
-      <w:bookmarkStart w:id="136" w:name="_Toc29778"/>
-      <w:bookmarkStart w:id="137" w:name="_Toc28364"/>
-      <w:bookmarkStart w:id="138" w:name="_Toc3293"/>
+      <w:bookmarkStart w:id="132" w:name="_Toc29778"/>
+      <w:bookmarkStart w:id="133" w:name="_Toc11012"/>
+      <w:bookmarkStart w:id="134" w:name="_Toc28364"/>
+      <w:bookmarkStart w:id="135" w:name="_Toc15908"/>
+      <w:bookmarkStart w:id="136" w:name="_Toc3293"/>
+      <w:bookmarkStart w:id="137" w:name="_Toc21091"/>
+      <w:bookmarkStart w:id="138" w:name="_Toc17604"/>
       <w:r>
         <w:rPr>
           <w:rFonts w:hint="default" w:ascii="Times New Roman" w:hAnsi="Times New Roman" w:cs="Times New Roman"/>
@@ -7917,8 +7700,8 @@
       <w:r>
         <w:fldChar w:fldCharType="end"/>
       </w:r>
-      <w:bookmarkStart w:id="139" w:name="_Toc2856"/>
-      <w:bookmarkStart w:id="140" w:name="_Toc25545"/>
+      <w:bookmarkStart w:id="139" w:name="_Toc25545"/>
+      <w:bookmarkStart w:id="140" w:name="_Toc2856"/>
       <w:r>
         <w:rPr>
           <w:rFonts w:hint="default" w:ascii="Times New Roman" w:hAnsi="Times New Roman" w:cs="Times New Roman"/>
@@ -7955,14 +7738,14 @@
           <w:lang w:val="en-US"/>
         </w:rPr>
       </w:pPr>
-      <w:bookmarkStart w:id="141" w:name="_Toc14195"/>
-      <w:bookmarkStart w:id="142" w:name="_Toc18423"/>
-      <w:bookmarkStart w:id="143" w:name="_Toc19680"/>
-      <w:bookmarkStart w:id="144" w:name="_Toc30612"/>
-      <w:bookmarkStart w:id="145" w:name="_Toc4403"/>
-      <w:bookmarkStart w:id="146" w:name="_Toc647"/>
-      <w:bookmarkStart w:id="147" w:name="_Toc16585"/>
-      <w:bookmarkStart w:id="148" w:name="_Toc1204"/>
+      <w:bookmarkStart w:id="141" w:name="_Toc16585"/>
+      <w:bookmarkStart w:id="142" w:name="_Toc1204"/>
+      <w:bookmarkStart w:id="143" w:name="_Toc14195"/>
+      <w:bookmarkStart w:id="144" w:name="_Toc18423"/>
+      <w:bookmarkStart w:id="145" w:name="_Toc19680"/>
+      <w:bookmarkStart w:id="146" w:name="_Toc30612"/>
+      <w:bookmarkStart w:id="147" w:name="_Toc4403"/>
+      <w:bookmarkStart w:id="148" w:name="_Toc647"/>
       <w:r>
         <w:rPr>
           <w:rFonts w:hint="default" w:ascii="Times New Roman" w:hAnsi="Times New Roman" w:cs="Times New Roman"/>
@@ -8159,30 +7942,21 @@
           <w:lang w:val="en-US"/>
         </w:rPr>
       </w:pPr>
-      <w:bookmarkStart w:id="156" w:name="_Toc7440"/>
-      <w:bookmarkStart w:id="157" w:name="_Toc28949"/>
-      <w:bookmarkStart w:id="158" w:name="_Toc28140"/>
-      <w:bookmarkStart w:id="159" w:name="_Toc9753"/>
-      <w:bookmarkStart w:id="160" w:name="_Toc18053"/>
+      <w:bookmarkStart w:id="156" w:name="_Toc28140"/>
+      <w:bookmarkStart w:id="157" w:name="_Toc7440"/>
+      <w:bookmarkStart w:id="158" w:name="_Toc9753"/>
+      <w:bookmarkStart w:id="159" w:name="_Toc18053"/>
+      <w:bookmarkStart w:id="160" w:name="_Toc28949"/>
       <w:r>
         <w:rPr>
           <w:rStyle w:val="21"/>
           <w:rFonts w:hint="default" w:ascii="Times New Roman" w:hAnsi="Times New Roman" w:cs="Times New Roman"/>
           <w:b/>
+          <w:bCs w:val="0"/>
           <w:i/>
           <w:lang w:val="en-US"/>
         </w:rPr>
-        <w:t>Tìm hiểu về API</w:t>
-      </w:r>
-      <w:r>
-        <w:rPr>
-          <w:rStyle w:val="21"/>
-          <w:rFonts w:hint="default" w:ascii="Times New Roman" w:hAnsi="Times New Roman" w:cs="Times New Roman"/>
-          <w:b/>
-          <w:i/>
-          <w:lang w:val="en-US"/>
-        </w:rPr>
-        <w:t>.</w:t>
+        <w:t>Tìm hiểu về API.</w:t>
       </w:r>
       <w:bookmarkEnd w:id="156"/>
       <w:bookmarkEnd w:id="157"/>
@@ -8204,30 +7978,21 @@
           <w:lang w:val="en-US"/>
         </w:rPr>
       </w:pPr>
-      <w:bookmarkStart w:id="161" w:name="_Toc27561"/>
-      <w:bookmarkStart w:id="162" w:name="_Toc16420"/>
-      <w:bookmarkStart w:id="163" w:name="_Toc19141"/>
-      <w:bookmarkStart w:id="164" w:name="_Toc4419"/>
+      <w:bookmarkStart w:id="161" w:name="_Toc16420"/>
+      <w:bookmarkStart w:id="162" w:name="_Toc19141"/>
+      <w:bookmarkStart w:id="163" w:name="_Toc4419"/>
+      <w:bookmarkStart w:id="164" w:name="_Toc27561"/>
       <w:bookmarkStart w:id="165" w:name="_Toc901"/>
       <w:r>
         <w:rPr>
           <w:rStyle w:val="19"/>
           <w:rFonts w:hint="default" w:ascii="Times New Roman" w:hAnsi="Times New Roman" w:cs="Times New Roman"/>
           <w:b/>
+          <w:bCs w:val="0"/>
           <w:i/>
           <w:lang w:val="en-US"/>
         </w:rPr>
-        <w:t>Khái niệm API</w:t>
-      </w:r>
-      <w:r>
-        <w:rPr>
-          <w:rStyle w:val="19"/>
-          <w:rFonts w:hint="default" w:ascii="Times New Roman" w:hAnsi="Times New Roman" w:cs="Times New Roman"/>
-          <w:b/>
-          <w:i/>
-          <w:lang w:val="en-US"/>
-        </w:rPr>
-        <w:t>.</w:t>
+        <w:t>Khái niệm API.</w:t>
       </w:r>
       <w:bookmarkEnd w:id="161"/>
       <w:bookmarkEnd w:id="162"/>
@@ -8248,8 +8013,8 @@
           <w:lang w:val="en-US"/>
         </w:rPr>
       </w:pPr>
-      <w:bookmarkStart w:id="166" w:name="_Toc8113"/>
-      <w:bookmarkStart w:id="167" w:name="_Toc18678"/>
+      <w:bookmarkStart w:id="166" w:name="_Toc18678"/>
+      <w:bookmarkStart w:id="167" w:name="_Toc8113"/>
       <w:r>
         <w:t xml:space="preserve">Bảng </w:t>
       </w:r>
@@ -8289,12 +8054,12 @@
       <w:r>
         <w:fldChar w:fldCharType="end"/>
       </w:r>
-      <w:bookmarkStart w:id="168" w:name="_Toc2073"/>
-      <w:bookmarkStart w:id="169" w:name="_Toc2761"/>
-      <w:bookmarkStart w:id="170" w:name="_Toc4400"/>
-      <w:bookmarkStart w:id="171" w:name="_Toc8314"/>
-      <w:bookmarkStart w:id="172" w:name="_Toc29482"/>
-      <w:bookmarkStart w:id="173" w:name="_Toc288"/>
+      <w:bookmarkStart w:id="168" w:name="_Toc288"/>
+      <w:bookmarkStart w:id="169" w:name="_Toc2073"/>
+      <w:bookmarkStart w:id="170" w:name="_Toc2761"/>
+      <w:bookmarkStart w:id="171" w:name="_Toc4400"/>
+      <w:bookmarkStart w:id="172" w:name="_Toc8314"/>
+      <w:bookmarkStart w:id="173" w:name="_Toc29482"/>
       <w:bookmarkStart w:id="174" w:name="_Toc2985"/>
       <w:r>
         <w:rPr>
@@ -8345,8 +8110,8 @@
       <w:bookmarkStart w:id="176" w:name="_Toc11594"/>
       <w:bookmarkStart w:id="177" w:name="_Toc14999"/>
       <w:bookmarkStart w:id="178" w:name="_Toc22872"/>
-      <w:bookmarkStart w:id="179" w:name="_Toc257"/>
-      <w:bookmarkStart w:id="180" w:name="_Toc14849"/>
+      <w:bookmarkStart w:id="179" w:name="_Toc14849"/>
+      <w:bookmarkStart w:id="180" w:name="_Toc257"/>
       <w:bookmarkStart w:id="181" w:name="_Toc27550"/>
       <w:bookmarkStart w:id="182" w:name="_Toc7145"/>
       <w:r>
@@ -8369,6 +8134,7 @@
       <w:pPr>
         <w:pStyle w:val="4"/>
         <w:numPr>
+          <w:ilvl w:val="2"/>
           <w:numId w:val="0"/>
         </w:numPr>
         <w:bidi w:val="0"/>
@@ -8662,33 +8428,8 @@
           <w:lang w:val="en-US"/>
         </w:rPr>
       </w:pPr>
-    </w:p>
-    <w:p>
-      <w:pPr>
-        <w:rPr>
-          <w:rStyle w:val="20"/>
-          <w:rFonts w:hint="default" w:ascii="Times New Roman" w:hAnsi="Times New Roman" w:cs="Times New Roman"/>
-          <w:lang w:val="en-US"/>
-        </w:rPr>
-      </w:pPr>
-    </w:p>
-    <w:p>
-      <w:pPr>
-        <w:rPr>
-          <w:rStyle w:val="20"/>
-          <w:rFonts w:hint="default" w:ascii="Times New Roman" w:hAnsi="Times New Roman" w:cs="Times New Roman"/>
-          <w:lang w:val="en-US"/>
-        </w:rPr>
-      </w:pPr>
-    </w:p>
-    <w:p>
-      <w:pPr>
-        <w:rPr>
-          <w:rStyle w:val="20"/>
-          <w:rFonts w:hint="default" w:ascii="Times New Roman" w:hAnsi="Times New Roman" w:cs="Times New Roman"/>
-          <w:lang w:val="en-US"/>
-        </w:rPr>
-      </w:pPr>
+      <w:bookmarkStart w:id="362" w:name="_GoBack"/>
+      <w:bookmarkEnd w:id="362"/>
     </w:p>
     <w:p>
       <w:pPr>
@@ -8699,14 +8440,14 @@
           <w:lang w:val="en-US"/>
         </w:rPr>
       </w:pPr>
-      <w:bookmarkStart w:id="186" w:name="_Toc16914"/>
-      <w:bookmarkStart w:id="187" w:name="_Toc21118"/>
-      <w:bookmarkStart w:id="188" w:name="_Toc27336"/>
-      <w:bookmarkStart w:id="189" w:name="_Toc26247"/>
+      <w:bookmarkStart w:id="186" w:name="_Toc21118"/>
+      <w:bookmarkStart w:id="187" w:name="_Toc27336"/>
+      <w:bookmarkStart w:id="188" w:name="_Toc26247"/>
+      <w:bookmarkStart w:id="189" w:name="_Toc16914"/>
       <w:bookmarkStart w:id="190" w:name="_Toc30314"/>
       <w:bookmarkStart w:id="191" w:name="_Toc10505"/>
-      <w:bookmarkStart w:id="192" w:name="_Toc16154"/>
-      <w:bookmarkStart w:id="193" w:name="_Toc10301"/>
+      <w:bookmarkStart w:id="192" w:name="_Toc10301"/>
+      <w:bookmarkStart w:id="193" w:name="_Toc16154"/>
       <w:r>
         <w:rPr>
           <w:rFonts w:hint="default" w:ascii="Times New Roman" w:hAnsi="Times New Roman" w:cs="Times New Roman"/>
@@ -8735,8 +8476,8 @@
       <w:bookmarkStart w:id="194" w:name="_Toc29851"/>
       <w:bookmarkStart w:id="195" w:name="_Toc12929"/>
       <w:bookmarkStart w:id="196" w:name="_Toc15214"/>
-      <w:bookmarkStart w:id="197" w:name="_Toc49"/>
-      <w:bookmarkStart w:id="198" w:name="_Toc29030"/>
+      <w:bookmarkStart w:id="197" w:name="_Toc29030"/>
+      <w:bookmarkStart w:id="198" w:name="_Toc49"/>
       <w:bookmarkStart w:id="199" w:name="_Toc5490"/>
       <w:r>
         <w:rPr>
@@ -8760,18 +8501,19 @@
           <w:rStyle w:val="21"/>
           <w:rFonts w:hint="default" w:ascii="Times New Roman" w:hAnsi="Times New Roman" w:cs="Times New Roman"/>
           <w:b/>
+          <w:bCs w:val="0"/>
           <w:i/>
           <w:lang w:val="en-US"/>
         </w:rPr>
       </w:pPr>
-      <w:bookmarkStart w:id="200" w:name="_Toc2809"/>
-      <w:bookmarkStart w:id="201" w:name="_Toc21657"/>
-      <w:bookmarkStart w:id="202" w:name="_Toc7432"/>
-      <w:bookmarkStart w:id="203" w:name="_Toc3867"/>
-      <w:bookmarkStart w:id="204" w:name="_Toc411"/>
-      <w:bookmarkStart w:id="205" w:name="_Toc24830"/>
-      <w:bookmarkStart w:id="206" w:name="_Toc19912"/>
-      <w:bookmarkStart w:id="207" w:name="_Toc9286"/>
+      <w:bookmarkStart w:id="200" w:name="_Toc9286"/>
+      <w:bookmarkStart w:id="201" w:name="_Toc2809"/>
+      <w:bookmarkStart w:id="202" w:name="_Toc21657"/>
+      <w:bookmarkStart w:id="203" w:name="_Toc7432"/>
+      <w:bookmarkStart w:id="204" w:name="_Toc19912"/>
+      <w:bookmarkStart w:id="205" w:name="_Toc3867"/>
+      <w:bookmarkStart w:id="206" w:name="_Toc411"/>
+      <w:bookmarkStart w:id="207" w:name="_Toc24830"/>
       <w:r>
         <w:rPr>
           <w:rFonts w:hint="default" w:ascii="Times New Roman" w:hAnsi="Times New Roman" w:cs="Times New Roman"/>
@@ -8840,13 +8582,13 @@
       <w:r>
         <w:fldChar w:fldCharType="end"/>
       </w:r>
-      <w:bookmarkStart w:id="208" w:name="_Toc29479"/>
-      <w:bookmarkStart w:id="209" w:name="_Toc14930"/>
-      <w:bookmarkStart w:id="210" w:name="_Toc25149"/>
+      <w:bookmarkStart w:id="208" w:name="_Toc4876"/>
+      <w:bookmarkStart w:id="209" w:name="_Toc25149"/>
+      <w:bookmarkStart w:id="210" w:name="_Toc14930"/>
       <w:bookmarkStart w:id="211" w:name="_Toc25635"/>
-      <w:bookmarkStart w:id="212" w:name="_Toc4876"/>
+      <w:bookmarkStart w:id="212" w:name="_Toc18380"/>
       <w:bookmarkStart w:id="213" w:name="_Toc9999"/>
-      <w:bookmarkStart w:id="214" w:name="_Toc18380"/>
+      <w:bookmarkStart w:id="214" w:name="_Toc29479"/>
       <w:r>
         <w:rPr>
           <w:rFonts w:hint="default" w:ascii="Times New Roman" w:hAnsi="Times New Roman" w:cs="Times New Roman"/>
@@ -8959,12 +8701,12 @@
       <w:r>
         <w:fldChar w:fldCharType="end"/>
       </w:r>
-      <w:bookmarkStart w:id="220" w:name="_Toc2102"/>
-      <w:bookmarkStart w:id="221" w:name="_Toc840"/>
-      <w:bookmarkStart w:id="222" w:name="_Toc28411"/>
-      <w:bookmarkStart w:id="223" w:name="_Toc4041"/>
+      <w:bookmarkStart w:id="220" w:name="_Toc28411"/>
+      <w:bookmarkStart w:id="221" w:name="_Toc439"/>
+      <w:bookmarkStart w:id="222" w:name="_Toc840"/>
+      <w:bookmarkStart w:id="223" w:name="_Toc2102"/>
       <w:bookmarkStart w:id="224" w:name="_Toc5647"/>
-      <w:bookmarkStart w:id="225" w:name="_Toc439"/>
+      <w:bookmarkStart w:id="225" w:name="_Toc4041"/>
       <w:bookmarkStart w:id="226" w:name="_Toc10510"/>
       <w:r>
         <w:rPr>
@@ -9016,9 +8758,9 @@
       <w:bookmarkEnd w:id="224"/>
       <w:bookmarkEnd w:id="225"/>
       <w:bookmarkEnd w:id="226"/>
-      <w:bookmarkStart w:id="227" w:name="_Toc31669"/>
-      <w:bookmarkStart w:id="228" w:name="_Toc3520"/>
-      <w:bookmarkStart w:id="229" w:name="_Toc26137"/>
+      <w:bookmarkStart w:id="227" w:name="_Toc3520"/>
+      <w:bookmarkStart w:id="228" w:name="_Toc26137"/>
+      <w:bookmarkStart w:id="229" w:name="_Toc31669"/>
     </w:p>
     <w:p>
       <w:pPr>
@@ -9044,6 +8786,7 @@
           <w:rStyle w:val="21"/>
           <w:rFonts w:hint="default" w:ascii="Times New Roman" w:hAnsi="Times New Roman" w:cs="Times New Roman"/>
           <w:b/>
+          <w:bCs w:val="0"/>
           <w:i/>
           <w:lang w:val="en-US"/>
         </w:rPr>
@@ -9057,6 +8800,7 @@
           <w:rStyle w:val="21"/>
           <w:rFonts w:hint="default" w:ascii="Times New Roman" w:hAnsi="Times New Roman" w:cs="Times New Roman"/>
           <w:b/>
+          <w:bCs w:val="0"/>
           <w:i/>
           <w:lang w:val="en-US"/>
         </w:rPr>
@@ -9083,8 +8827,8 @@
           <w:lang w:val="en-US" w:eastAsia="zh-CN" w:bidi="ar-SA"/>
         </w:rPr>
       </w:pPr>
-      <w:bookmarkStart w:id="235" w:name="_Toc6266"/>
-      <w:bookmarkStart w:id="236" w:name="_Toc21933"/>
+      <w:bookmarkStart w:id="235" w:name="_Toc21933"/>
+      <w:bookmarkStart w:id="236" w:name="_Toc6266"/>
       <w:r>
         <w:t xml:space="preserve">Bảng </w:t>
       </w:r>
@@ -9124,13 +8868,13 @@
       <w:r>
         <w:fldChar w:fldCharType="end"/>
       </w:r>
-      <w:bookmarkStart w:id="237" w:name="_Toc27735"/>
+      <w:bookmarkStart w:id="237" w:name="_Toc25931"/>
       <w:bookmarkStart w:id="238" w:name="_Toc174"/>
-      <w:bookmarkStart w:id="239" w:name="_Toc13223"/>
-      <w:bookmarkStart w:id="240" w:name="_Toc25931"/>
-      <w:bookmarkStart w:id="241" w:name="_Toc76"/>
-      <w:bookmarkStart w:id="242" w:name="_Toc6940"/>
-      <w:bookmarkStart w:id="243" w:name="_Toc12060"/>
+      <w:bookmarkStart w:id="239" w:name="_Toc27735"/>
+      <w:bookmarkStart w:id="240" w:name="_Toc76"/>
+      <w:bookmarkStart w:id="241" w:name="_Toc6940"/>
+      <w:bookmarkStart w:id="242" w:name="_Toc12060"/>
+      <w:bookmarkStart w:id="243" w:name="_Toc13223"/>
       <w:r>
         <w:rPr>
           <w:rFonts w:hint="default" w:ascii="Times New Roman" w:hAnsi="Times New Roman" w:cs="Times New Roman"/>
@@ -9177,9 +8921,9 @@
           <w:lang w:val="en-US"/>
         </w:rPr>
       </w:pPr>
-      <w:bookmarkStart w:id="244" w:name="_Toc31974"/>
-      <w:bookmarkStart w:id="245" w:name="_Toc10"/>
-      <w:bookmarkStart w:id="246" w:name="_Toc31902"/>
+      <w:bookmarkStart w:id="244" w:name="_Toc31902"/>
+      <w:bookmarkStart w:id="245" w:name="_Toc31974"/>
+      <w:bookmarkStart w:id="246" w:name="_Toc10"/>
       <w:bookmarkStart w:id="247" w:name="_Toc10226"/>
       <w:bookmarkStart w:id="248" w:name="_Toc8840"/>
       <w:bookmarkStart w:id="249" w:name="_Toc10672"/>
@@ -9210,14 +8954,14 @@
           <w:lang w:val="en-US"/>
         </w:rPr>
       </w:pPr>
-      <w:bookmarkStart w:id="252" w:name="_Toc19928"/>
-      <w:bookmarkStart w:id="253" w:name="_Toc1698"/>
-      <w:bookmarkStart w:id="254" w:name="_Toc28757"/>
-      <w:bookmarkStart w:id="255" w:name="_Toc10601"/>
-      <w:bookmarkStart w:id="256" w:name="_Toc21274"/>
-      <w:bookmarkStart w:id="257" w:name="_Toc12372"/>
-      <w:bookmarkStart w:id="258" w:name="_Toc17927"/>
-      <w:bookmarkStart w:id="259" w:name="_Toc16286"/>
+      <w:bookmarkStart w:id="252" w:name="_Toc12372"/>
+      <w:bookmarkStart w:id="253" w:name="_Toc16286"/>
+      <w:bookmarkStart w:id="254" w:name="_Toc1698"/>
+      <w:bookmarkStart w:id="255" w:name="_Toc21274"/>
+      <w:bookmarkStart w:id="256" w:name="_Toc19928"/>
+      <w:bookmarkStart w:id="257" w:name="_Toc28757"/>
+      <w:bookmarkStart w:id="258" w:name="_Toc10601"/>
+      <w:bookmarkStart w:id="259" w:name="_Toc17927"/>
       <w:r>
         <w:rPr>
           <w:rFonts w:hint="default" w:ascii="Times New Roman" w:hAnsi="Times New Roman" w:cs="Times New Roman"/>
@@ -9243,13 +8987,13 @@
           <w:lang w:val="en-US"/>
         </w:rPr>
       </w:pPr>
-      <w:bookmarkStart w:id="260" w:name="_Toc12643"/>
-      <w:bookmarkStart w:id="261" w:name="_Toc30311"/>
-      <w:bookmarkStart w:id="262" w:name="_Toc2572"/>
-      <w:bookmarkStart w:id="263" w:name="_Toc5313"/>
-      <w:bookmarkStart w:id="264" w:name="_Toc294"/>
-      <w:bookmarkStart w:id="265" w:name="_Toc17549"/>
-      <w:bookmarkStart w:id="266" w:name="_Toc9485"/>
+      <w:bookmarkStart w:id="260" w:name="_Toc294"/>
+      <w:bookmarkStart w:id="261" w:name="_Toc9485"/>
+      <w:bookmarkStart w:id="262" w:name="_Toc5313"/>
+      <w:bookmarkStart w:id="263" w:name="_Toc12643"/>
+      <w:bookmarkStart w:id="264" w:name="_Toc17549"/>
+      <w:bookmarkStart w:id="265" w:name="_Toc30311"/>
+      <w:bookmarkStart w:id="266" w:name="_Toc2572"/>
       <w:bookmarkStart w:id="267" w:name="_Toc2121"/>
       <w:r>
         <w:rPr>
@@ -9319,8 +9063,8 @@
       <w:r>
         <w:fldChar w:fldCharType="end"/>
       </w:r>
-      <w:bookmarkStart w:id="268" w:name="_Toc25388"/>
-      <w:bookmarkStart w:id="269" w:name="_Toc25013"/>
+      <w:bookmarkStart w:id="268" w:name="_Toc25013"/>
+      <w:bookmarkStart w:id="269" w:name="_Toc25388"/>
       <w:r>
         <w:rPr>
           <w:rFonts w:hint="default" w:ascii="Times New Roman" w:hAnsi="Times New Roman" w:cs="Times New Roman"/>
@@ -9362,14 +9106,14 @@
           <w:lang w:val="en-US"/>
         </w:rPr>
       </w:pPr>
-      <w:bookmarkStart w:id="270" w:name="_Toc18377"/>
-      <w:bookmarkStart w:id="271" w:name="_Toc2207"/>
-      <w:bookmarkStart w:id="272" w:name="_Toc20036"/>
-      <w:bookmarkStart w:id="273" w:name="_Toc22254"/>
-      <w:bookmarkStart w:id="274" w:name="_Toc29676"/>
-      <w:bookmarkStart w:id="275" w:name="_Toc16100"/>
-      <w:bookmarkStart w:id="276" w:name="_Toc17661"/>
-      <w:bookmarkStart w:id="277" w:name="_Toc9291"/>
+      <w:bookmarkStart w:id="270" w:name="_Toc29676"/>
+      <w:bookmarkStart w:id="271" w:name="_Toc17661"/>
+      <w:bookmarkStart w:id="272" w:name="_Toc16100"/>
+      <w:bookmarkStart w:id="273" w:name="_Toc9291"/>
+      <w:bookmarkStart w:id="274" w:name="_Toc22254"/>
+      <w:bookmarkStart w:id="275" w:name="_Toc2207"/>
+      <w:bookmarkStart w:id="276" w:name="_Toc18377"/>
+      <w:bookmarkStart w:id="277" w:name="_Toc20036"/>
       <w:r>
         <w:rPr>
           <w:rFonts w:hint="default" w:ascii="Times New Roman" w:hAnsi="Times New Roman" w:cs="Times New Roman"/>
@@ -9483,14 +9227,14 @@
           <w:lang w:val="en-US"/>
         </w:rPr>
       </w:pPr>
-      <w:bookmarkStart w:id="280" w:name="_Toc13558"/>
-      <w:bookmarkStart w:id="281" w:name="_Toc10445"/>
-      <w:bookmarkStart w:id="282" w:name="_Toc15792"/>
-      <w:bookmarkStart w:id="283" w:name="_Toc18807"/>
-      <w:bookmarkStart w:id="284" w:name="_Toc12358"/>
-      <w:bookmarkStart w:id="285" w:name="_Toc23693"/>
-      <w:bookmarkStart w:id="286" w:name="_Toc11861"/>
-      <w:bookmarkStart w:id="287" w:name="_Toc31261"/>
+      <w:bookmarkStart w:id="280" w:name="_Toc11861"/>
+      <w:bookmarkStart w:id="281" w:name="_Toc12358"/>
+      <w:bookmarkStart w:id="282" w:name="_Toc18807"/>
+      <w:bookmarkStart w:id="283" w:name="_Toc15792"/>
+      <w:bookmarkStart w:id="284" w:name="_Toc31261"/>
+      <w:bookmarkStart w:id="285" w:name="_Toc10445"/>
+      <w:bookmarkStart w:id="286" w:name="_Toc13558"/>
+      <w:bookmarkStart w:id="287" w:name="_Toc23693"/>
       <w:r>
         <w:rPr>
           <w:rFonts w:hint="default" w:ascii="Times New Roman" w:hAnsi="Times New Roman" w:cs="Times New Roman"/>
@@ -9516,14 +9260,14 @@
           <w:lang w:val="en-US"/>
         </w:rPr>
       </w:pPr>
-      <w:bookmarkStart w:id="288" w:name="_Toc16900"/>
-      <w:bookmarkStart w:id="289" w:name="_Toc4461"/>
-      <w:bookmarkStart w:id="290" w:name="_Toc10909"/>
-      <w:bookmarkStart w:id="291" w:name="_Toc13727"/>
-      <w:bookmarkStart w:id="292" w:name="_Toc23270"/>
-      <w:bookmarkStart w:id="293" w:name="_Toc2168"/>
-      <w:bookmarkStart w:id="294" w:name="_Toc22084"/>
-      <w:bookmarkStart w:id="295" w:name="_Toc16796"/>
+      <w:bookmarkStart w:id="288" w:name="_Toc10909"/>
+      <w:bookmarkStart w:id="289" w:name="_Toc16900"/>
+      <w:bookmarkStart w:id="290" w:name="_Toc4461"/>
+      <w:bookmarkStart w:id="291" w:name="_Toc23270"/>
+      <w:bookmarkStart w:id="292" w:name="_Toc2168"/>
+      <w:bookmarkStart w:id="293" w:name="_Toc13727"/>
+      <w:bookmarkStart w:id="294" w:name="_Toc16796"/>
+      <w:bookmarkStart w:id="295" w:name="_Toc22084"/>
       <w:r>
         <w:rPr>
           <w:rFonts w:hint="default" w:ascii="Times New Roman" w:hAnsi="Times New Roman" w:cs="Times New Roman"/>
@@ -9792,14 +9536,14 @@
           <w:lang w:val="en-US"/>
         </w:rPr>
       </w:pPr>
-      <w:bookmarkStart w:id="302" w:name="_Toc11271"/>
-      <w:bookmarkStart w:id="303" w:name="_Toc21252"/>
-      <w:bookmarkStart w:id="304" w:name="_Toc9204"/>
-      <w:bookmarkStart w:id="305" w:name="_Toc6415"/>
-      <w:bookmarkStart w:id="306" w:name="_Toc8943"/>
-      <w:bookmarkStart w:id="307" w:name="_Toc13621"/>
-      <w:bookmarkStart w:id="308" w:name="_Toc13385"/>
-      <w:bookmarkStart w:id="309" w:name="_Toc25328"/>
+      <w:bookmarkStart w:id="302" w:name="_Toc25328"/>
+      <w:bookmarkStart w:id="303" w:name="_Toc6415"/>
+      <w:bookmarkStart w:id="304" w:name="_Toc11271"/>
+      <w:bookmarkStart w:id="305" w:name="_Toc13385"/>
+      <w:bookmarkStart w:id="306" w:name="_Toc21252"/>
+      <w:bookmarkStart w:id="307" w:name="_Toc9204"/>
+      <w:bookmarkStart w:id="308" w:name="_Toc8943"/>
+      <w:bookmarkStart w:id="309" w:name="_Toc13621"/>
       <w:r>
         <w:rPr>
           <w:rFonts w:hint="default" w:ascii="Times New Roman" w:hAnsi="Times New Roman" w:cs="Times New Roman"/>
@@ -9949,8 +9693,8 @@
       <w:r>
         <w:fldChar w:fldCharType="end"/>
       </w:r>
-      <w:bookmarkStart w:id="312" w:name="_Toc10082"/>
-      <w:bookmarkStart w:id="313" w:name="_Toc8767"/>
+      <w:bookmarkStart w:id="312" w:name="_Toc8767"/>
+      <w:bookmarkStart w:id="313" w:name="_Toc10082"/>
       <w:r>
         <w:rPr>
           <w:rFonts w:hint="default" w:ascii="Times New Roman" w:hAnsi="Times New Roman" w:cs="Times New Roman"/>
@@ -10126,175 +9870,6 @@
       <w:pPr>
         <w:rPr>
           <w:rFonts w:hint="default" w:ascii="Times New Roman" w:hAnsi="Times New Roman" w:cs="Times New Roman"/>
-          <w:b w:val="0"/>
-          <w:bCs w:val="0"/>
-          <w:i w:val="0"/>
-          <w:iCs w:val="0"/>
-          <w:color w:val="auto"/>
-          <w:lang w:val="en-US"/>
-        </w:rPr>
-      </w:pPr>
-    </w:p>
-    <w:p>
-      <w:pPr>
-        <w:rPr>
-          <w:rFonts w:hint="default" w:ascii="Times New Roman" w:hAnsi="Times New Roman" w:cs="Times New Roman"/>
-          <w:b w:val="0"/>
-          <w:bCs w:val="0"/>
-          <w:i w:val="0"/>
-          <w:iCs w:val="0"/>
-          <w:color w:val="auto"/>
-          <w:lang w:val="en-US"/>
-        </w:rPr>
-      </w:pPr>
-    </w:p>
-    <w:p>
-      <w:pPr>
-        <w:rPr>
-          <w:rFonts w:hint="default" w:ascii="Times New Roman" w:hAnsi="Times New Roman" w:cs="Times New Roman"/>
-          <w:b w:val="0"/>
-          <w:bCs w:val="0"/>
-          <w:i w:val="0"/>
-          <w:iCs w:val="0"/>
-          <w:color w:val="auto"/>
-          <w:lang w:val="en-US"/>
-        </w:rPr>
-      </w:pPr>
-    </w:p>
-    <w:p>
-      <w:pPr>
-        <w:rPr>
-          <w:rFonts w:hint="default" w:ascii="Times New Roman" w:hAnsi="Times New Roman" w:cs="Times New Roman"/>
-          <w:b w:val="0"/>
-          <w:bCs w:val="0"/>
-          <w:i w:val="0"/>
-          <w:iCs w:val="0"/>
-          <w:color w:val="auto"/>
-          <w:lang w:val="en-US"/>
-        </w:rPr>
-      </w:pPr>
-    </w:p>
-    <w:p>
-      <w:pPr>
-        <w:rPr>
-          <w:rFonts w:hint="default" w:ascii="Times New Roman" w:hAnsi="Times New Roman" w:cs="Times New Roman"/>
-          <w:b w:val="0"/>
-          <w:bCs w:val="0"/>
-          <w:i w:val="0"/>
-          <w:iCs w:val="0"/>
-          <w:color w:val="auto"/>
-          <w:lang w:val="en-US"/>
-        </w:rPr>
-      </w:pPr>
-    </w:p>
-    <w:p>
-      <w:pPr>
-        <w:rPr>
-          <w:rFonts w:hint="default" w:ascii="Times New Roman" w:hAnsi="Times New Roman" w:cs="Times New Roman"/>
-          <w:b w:val="0"/>
-          <w:bCs w:val="0"/>
-          <w:i w:val="0"/>
-          <w:iCs w:val="0"/>
-          <w:color w:val="auto"/>
-          <w:lang w:val="en-US"/>
-        </w:rPr>
-      </w:pPr>
-    </w:p>
-    <w:p>
-      <w:pPr>
-        <w:rPr>
-          <w:rFonts w:hint="default" w:ascii="Times New Roman" w:hAnsi="Times New Roman" w:cs="Times New Roman"/>
-          <w:b w:val="0"/>
-          <w:bCs w:val="0"/>
-          <w:i w:val="0"/>
-          <w:iCs w:val="0"/>
-          <w:color w:val="auto"/>
-          <w:lang w:val="en-US"/>
-        </w:rPr>
-      </w:pPr>
-    </w:p>
-    <w:p>
-      <w:pPr>
-        <w:rPr>
-          <w:rFonts w:hint="default" w:ascii="Times New Roman" w:hAnsi="Times New Roman" w:cs="Times New Roman"/>
-          <w:b w:val="0"/>
-          <w:bCs w:val="0"/>
-          <w:i w:val="0"/>
-          <w:iCs w:val="0"/>
-          <w:color w:val="auto"/>
-          <w:lang w:val="en-US"/>
-        </w:rPr>
-      </w:pPr>
-    </w:p>
-    <w:p>
-      <w:pPr>
-        <w:rPr>
-          <w:rFonts w:hint="default" w:ascii="Times New Roman" w:hAnsi="Times New Roman" w:cs="Times New Roman"/>
-          <w:b w:val="0"/>
-          <w:bCs w:val="0"/>
-          <w:i w:val="0"/>
-          <w:iCs w:val="0"/>
-          <w:color w:val="auto"/>
-          <w:lang w:val="en-US"/>
-        </w:rPr>
-      </w:pPr>
-    </w:p>
-    <w:p>
-      <w:pPr>
-        <w:rPr>
-          <w:rFonts w:hint="default" w:ascii="Times New Roman" w:hAnsi="Times New Roman" w:cs="Times New Roman"/>
-          <w:b w:val="0"/>
-          <w:bCs w:val="0"/>
-          <w:i w:val="0"/>
-          <w:iCs w:val="0"/>
-          <w:color w:val="auto"/>
-          <w:lang w:val="en-US"/>
-        </w:rPr>
-      </w:pPr>
-    </w:p>
-    <w:p>
-      <w:pPr>
-        <w:rPr>
-          <w:rFonts w:hint="default" w:ascii="Times New Roman" w:hAnsi="Times New Roman" w:cs="Times New Roman"/>
-          <w:b w:val="0"/>
-          <w:bCs w:val="0"/>
-          <w:i w:val="0"/>
-          <w:iCs w:val="0"/>
-          <w:color w:val="auto"/>
-          <w:lang w:val="en-US"/>
-        </w:rPr>
-      </w:pPr>
-    </w:p>
-    <w:p>
-      <w:pPr>
-        <w:rPr>
-          <w:rFonts w:hint="default" w:ascii="Times New Roman" w:hAnsi="Times New Roman" w:cs="Times New Roman"/>
-          <w:b w:val="0"/>
-          <w:bCs w:val="0"/>
-          <w:i w:val="0"/>
-          <w:iCs w:val="0"/>
-          <w:color w:val="auto"/>
-          <w:lang w:val="en-US"/>
-        </w:rPr>
-      </w:pPr>
-    </w:p>
-    <w:p>
-      <w:pPr>
-        <w:rPr>
-          <w:rFonts w:hint="default" w:ascii="Times New Roman" w:hAnsi="Times New Roman" w:cs="Times New Roman"/>
-          <w:b w:val="0"/>
-          <w:bCs w:val="0"/>
-          <w:i w:val="0"/>
-          <w:iCs w:val="0"/>
-          <w:color w:val="auto"/>
-          <w:lang w:val="en-US"/>
-        </w:rPr>
-      </w:pPr>
-    </w:p>
-    <w:p>
-      <w:pPr>
-        <w:rPr>
-          <w:rFonts w:hint="default" w:ascii="Times New Roman" w:hAnsi="Times New Roman" w:cs="Times New Roman"/>
           <w:lang w:val="en-US"/>
         </w:rPr>
       </w:pPr>
@@ -10309,13 +9884,13 @@
         </w:rPr>
       </w:pPr>
       <w:bookmarkStart w:id="314" w:name="_Toc19885"/>
-      <w:bookmarkStart w:id="315" w:name="_Toc22288"/>
-      <w:bookmarkStart w:id="316" w:name="_Toc25222"/>
-      <w:bookmarkStart w:id="317" w:name="_Toc23931"/>
-      <w:bookmarkStart w:id="318" w:name="_Toc32328"/>
-      <w:bookmarkStart w:id="319" w:name="_Toc8180"/>
-      <w:bookmarkStart w:id="320" w:name="_Toc21427"/>
-      <w:bookmarkStart w:id="321" w:name="_Toc24431"/>
+      <w:bookmarkStart w:id="315" w:name="_Toc23931"/>
+      <w:bookmarkStart w:id="316" w:name="_Toc8180"/>
+      <w:bookmarkStart w:id="317" w:name="_Toc21427"/>
+      <w:bookmarkStart w:id="318" w:name="_Toc25222"/>
+      <w:bookmarkStart w:id="319" w:name="_Toc32328"/>
+      <w:bookmarkStart w:id="320" w:name="_Toc24431"/>
+      <w:bookmarkStart w:id="321" w:name="_Toc22288"/>
       <w:r>
         <w:rPr>
           <w:rFonts w:hint="default" w:ascii="Times New Roman" w:hAnsi="Times New Roman" w:cs="Times New Roman"/>
@@ -10341,13 +9916,13 @@
           <w:lang w:val="en-US"/>
         </w:rPr>
       </w:pPr>
-      <w:bookmarkStart w:id="322" w:name="_Toc20511"/>
-      <w:bookmarkStart w:id="323" w:name="_Toc32489"/>
-      <w:bookmarkStart w:id="324" w:name="_Toc9790"/>
-      <w:bookmarkStart w:id="325" w:name="_Toc20660"/>
-      <w:bookmarkStart w:id="326" w:name="_Toc28750"/>
-      <w:bookmarkStart w:id="327" w:name="_Toc17795"/>
-      <w:bookmarkStart w:id="328" w:name="_Toc22581"/>
+      <w:bookmarkStart w:id="322" w:name="_Toc32489"/>
+      <w:bookmarkStart w:id="323" w:name="_Toc22581"/>
+      <w:bookmarkStart w:id="324" w:name="_Toc20660"/>
+      <w:bookmarkStart w:id="325" w:name="_Toc17795"/>
+      <w:bookmarkStart w:id="326" w:name="_Toc9790"/>
+      <w:bookmarkStart w:id="327" w:name="_Toc28750"/>
+      <w:bookmarkStart w:id="328" w:name="_Toc20511"/>
       <w:bookmarkStart w:id="329" w:name="_Toc12461"/>
       <w:r>
         <w:rPr>
@@ -10374,14 +9949,14 @@
           <w:lang w:val="en-US"/>
         </w:rPr>
       </w:pPr>
-      <w:bookmarkStart w:id="330" w:name="_Toc16206"/>
-      <w:bookmarkStart w:id="331" w:name="_Toc22"/>
-      <w:bookmarkStart w:id="332" w:name="_Toc7996"/>
-      <w:bookmarkStart w:id="333" w:name="_Toc20351"/>
+      <w:bookmarkStart w:id="330" w:name="_Toc22"/>
+      <w:bookmarkStart w:id="331" w:name="_Toc7996"/>
+      <w:bookmarkStart w:id="332" w:name="_Toc13530"/>
+      <w:bookmarkStart w:id="333" w:name="_Toc28721"/>
       <w:bookmarkStart w:id="334" w:name="_Toc29368"/>
       <w:bookmarkStart w:id="335" w:name="_Toc14688"/>
-      <w:bookmarkStart w:id="336" w:name="_Toc13530"/>
-      <w:bookmarkStart w:id="337" w:name="_Toc28721"/>
+      <w:bookmarkStart w:id="336" w:name="_Toc20351"/>
+      <w:bookmarkStart w:id="337" w:name="_Toc16206"/>
       <w:r>
         <w:rPr>
           <w:rFonts w:hint="default" w:ascii="Times New Roman" w:hAnsi="Times New Roman" w:cs="Times New Roman"/>
@@ -10729,134 +10304,6 @@
     </w:p>
     <w:p>
       <w:pPr>
-        <w:rPr>
-          <w:rFonts w:hint="default" w:ascii="Times New Roman" w:hAnsi="Times New Roman" w:cs="Times New Roman"/>
-          <w:lang w:val="en-US"/>
-        </w:rPr>
-      </w:pPr>
-    </w:p>
-    <w:p>
-      <w:pPr>
-        <w:rPr>
-          <w:rFonts w:hint="default" w:ascii="Times New Roman" w:hAnsi="Times New Roman" w:cs="Times New Roman"/>
-          <w:lang w:val="en-US"/>
-        </w:rPr>
-      </w:pPr>
-    </w:p>
-    <w:p>
-      <w:pPr>
-        <w:rPr>
-          <w:rFonts w:hint="default" w:ascii="Times New Roman" w:hAnsi="Times New Roman" w:cs="Times New Roman"/>
-          <w:lang w:val="en-US"/>
-        </w:rPr>
-      </w:pPr>
-    </w:p>
-    <w:p>
-      <w:pPr>
-        <w:rPr>
-          <w:rFonts w:hint="default" w:ascii="Times New Roman" w:hAnsi="Times New Roman" w:cs="Times New Roman"/>
-          <w:lang w:val="en-US"/>
-        </w:rPr>
-      </w:pPr>
-    </w:p>
-    <w:p>
-      <w:pPr>
-        <w:rPr>
-          <w:rFonts w:hint="default" w:ascii="Times New Roman" w:hAnsi="Times New Roman" w:cs="Times New Roman"/>
-          <w:lang w:val="en-US"/>
-        </w:rPr>
-      </w:pPr>
-    </w:p>
-    <w:p>
-      <w:pPr>
-        <w:rPr>
-          <w:rFonts w:hint="default" w:ascii="Times New Roman" w:hAnsi="Times New Roman" w:cs="Times New Roman"/>
-          <w:lang w:val="en-US"/>
-        </w:rPr>
-      </w:pPr>
-    </w:p>
-    <w:p>
-      <w:pPr>
-        <w:rPr>
-          <w:rFonts w:hint="default" w:ascii="Times New Roman" w:hAnsi="Times New Roman" w:cs="Times New Roman"/>
-          <w:lang w:val="en-US"/>
-        </w:rPr>
-      </w:pPr>
-    </w:p>
-    <w:p>
-      <w:pPr>
-        <w:rPr>
-          <w:rFonts w:hint="default" w:ascii="Times New Roman" w:hAnsi="Times New Roman" w:cs="Times New Roman"/>
-          <w:lang w:val="en-US"/>
-        </w:rPr>
-      </w:pPr>
-    </w:p>
-    <w:p>
-      <w:pPr>
-        <w:rPr>
-          <w:rFonts w:hint="default" w:ascii="Times New Roman" w:hAnsi="Times New Roman" w:cs="Times New Roman"/>
-          <w:lang w:val="en-US"/>
-        </w:rPr>
-      </w:pPr>
-    </w:p>
-    <w:p>
-      <w:pPr>
-        <w:rPr>
-          <w:rFonts w:hint="default" w:ascii="Times New Roman" w:hAnsi="Times New Roman" w:cs="Times New Roman"/>
-          <w:lang w:val="en-US"/>
-        </w:rPr>
-      </w:pPr>
-    </w:p>
-    <w:p>
-      <w:pPr>
-        <w:rPr>
-          <w:rFonts w:hint="default" w:ascii="Times New Roman" w:hAnsi="Times New Roman" w:cs="Times New Roman"/>
-          <w:lang w:val="en-US"/>
-        </w:rPr>
-      </w:pPr>
-    </w:p>
-    <w:p>
-      <w:pPr>
-        <w:rPr>
-          <w:rFonts w:hint="default" w:ascii="Times New Roman" w:hAnsi="Times New Roman" w:cs="Times New Roman"/>
-          <w:lang w:val="en-US"/>
-        </w:rPr>
-      </w:pPr>
-    </w:p>
-    <w:p>
-      <w:pPr>
-        <w:rPr>
-          <w:rFonts w:hint="default" w:ascii="Times New Roman" w:hAnsi="Times New Roman" w:cs="Times New Roman"/>
-          <w:lang w:val="en-US"/>
-        </w:rPr>
-      </w:pPr>
-    </w:p>
-    <w:p>
-      <w:pPr>
-        <w:rPr>
-          <w:rFonts w:hint="default" w:ascii="Times New Roman" w:hAnsi="Times New Roman" w:cs="Times New Roman"/>
-          <w:lang w:val="en-US"/>
-        </w:rPr>
-      </w:pPr>
-    </w:p>
-    <w:p>
-      <w:pPr>
-        <w:rPr>
-          <w:rFonts w:hint="default" w:ascii="Times New Roman" w:hAnsi="Times New Roman" w:cs="Times New Roman"/>
-          <w:lang w:val="en-US"/>
-        </w:rPr>
-      </w:pPr>
-    </w:p>
-    <w:p>
-      <w:pPr>
-        <w:rPr>
-          <w:rFonts w:hint="default" w:ascii="Times New Roman" w:hAnsi="Times New Roman" w:cs="Times New Roman"/>
-          <w:lang w:val="en-US"/>
-        </w:rPr>
-      </w:pPr>
-    </w:p>
-    <w:p>
-      <w:pPr>
         <w:pStyle w:val="2"/>
         <w:bidi w:val="0"/>
         <w:rPr>
@@ -10865,13 +10312,13 @@
         </w:rPr>
       </w:pPr>
       <w:bookmarkStart w:id="346" w:name="_Toc15554"/>
-      <w:bookmarkStart w:id="347" w:name="_Toc19047"/>
-      <w:bookmarkStart w:id="348" w:name="_Toc28145"/>
+      <w:bookmarkStart w:id="347" w:name="_Toc24687"/>
+      <w:bookmarkStart w:id="348" w:name="_Toc5044"/>
       <w:bookmarkStart w:id="349" w:name="_Toc9656"/>
-      <w:bookmarkStart w:id="350" w:name="_Toc24817"/>
-      <w:bookmarkStart w:id="351" w:name="_Toc8989"/>
-      <w:bookmarkStart w:id="352" w:name="_Toc5044"/>
-      <w:bookmarkStart w:id="353" w:name="_Toc24687"/>
+      <w:bookmarkStart w:id="350" w:name="_Toc8989"/>
+      <w:bookmarkStart w:id="351" w:name="_Toc28145"/>
+      <w:bookmarkStart w:id="352" w:name="_Toc24817"/>
+      <w:bookmarkStart w:id="353" w:name="_Toc19047"/>
       <w:r>
         <w:rPr>
           <w:rFonts w:hint="default" w:ascii="Times New Roman" w:hAnsi="Times New Roman" w:cs="Times New Roman"/>
@@ -11210,134 +10657,6 @@
     </w:p>
     <w:p>
       <w:pPr>
-        <w:rPr>
-          <w:rFonts w:hint="default" w:ascii="Times New Roman" w:hAnsi="Times New Roman" w:cs="Times New Roman"/>
-          <w:lang w:val="en-US"/>
-        </w:rPr>
-      </w:pPr>
-    </w:p>
-    <w:p>
-      <w:pPr>
-        <w:rPr>
-          <w:rFonts w:hint="default" w:ascii="Times New Roman" w:hAnsi="Times New Roman" w:cs="Times New Roman"/>
-          <w:lang w:val="en-US"/>
-        </w:rPr>
-      </w:pPr>
-    </w:p>
-    <w:p>
-      <w:pPr>
-        <w:rPr>
-          <w:rFonts w:hint="default" w:ascii="Times New Roman" w:hAnsi="Times New Roman" w:cs="Times New Roman"/>
-          <w:lang w:val="en-US"/>
-        </w:rPr>
-      </w:pPr>
-    </w:p>
-    <w:p>
-      <w:pPr>
-        <w:rPr>
-          <w:rFonts w:hint="default" w:ascii="Times New Roman" w:hAnsi="Times New Roman" w:cs="Times New Roman"/>
-          <w:lang w:val="en-US"/>
-        </w:rPr>
-      </w:pPr>
-    </w:p>
-    <w:p>
-      <w:pPr>
-        <w:rPr>
-          <w:rFonts w:hint="default" w:ascii="Times New Roman" w:hAnsi="Times New Roman" w:cs="Times New Roman"/>
-          <w:lang w:val="en-US"/>
-        </w:rPr>
-      </w:pPr>
-    </w:p>
-    <w:p>
-      <w:pPr>
-        <w:rPr>
-          <w:rFonts w:hint="default" w:ascii="Times New Roman" w:hAnsi="Times New Roman" w:cs="Times New Roman"/>
-          <w:lang w:val="en-US"/>
-        </w:rPr>
-      </w:pPr>
-    </w:p>
-    <w:p>
-      <w:pPr>
-        <w:rPr>
-          <w:rFonts w:hint="default" w:ascii="Times New Roman" w:hAnsi="Times New Roman" w:cs="Times New Roman"/>
-          <w:lang w:val="en-US"/>
-        </w:rPr>
-      </w:pPr>
-    </w:p>
-    <w:p>
-      <w:pPr>
-        <w:rPr>
-          <w:rFonts w:hint="default" w:ascii="Times New Roman" w:hAnsi="Times New Roman" w:cs="Times New Roman"/>
-          <w:lang w:val="en-US"/>
-        </w:rPr>
-      </w:pPr>
-    </w:p>
-    <w:p>
-      <w:pPr>
-        <w:rPr>
-          <w:rFonts w:hint="default" w:ascii="Times New Roman" w:hAnsi="Times New Roman" w:cs="Times New Roman"/>
-          <w:lang w:val="en-US"/>
-        </w:rPr>
-      </w:pPr>
-    </w:p>
-    <w:p>
-      <w:pPr>
-        <w:rPr>
-          <w:rFonts w:hint="default" w:ascii="Times New Roman" w:hAnsi="Times New Roman" w:cs="Times New Roman"/>
-          <w:lang w:val="en-US"/>
-        </w:rPr>
-      </w:pPr>
-    </w:p>
-    <w:p>
-      <w:pPr>
-        <w:rPr>
-          <w:rFonts w:hint="default" w:ascii="Times New Roman" w:hAnsi="Times New Roman" w:cs="Times New Roman"/>
-          <w:lang w:val="en-US"/>
-        </w:rPr>
-      </w:pPr>
-    </w:p>
-    <w:p>
-      <w:pPr>
-        <w:rPr>
-          <w:rFonts w:hint="default" w:ascii="Times New Roman" w:hAnsi="Times New Roman" w:cs="Times New Roman"/>
-          <w:lang w:val="en-US"/>
-        </w:rPr>
-      </w:pPr>
-    </w:p>
-    <w:p>
-      <w:pPr>
-        <w:rPr>
-          <w:rFonts w:hint="default" w:ascii="Times New Roman" w:hAnsi="Times New Roman" w:cs="Times New Roman"/>
-          <w:lang w:val="en-US"/>
-        </w:rPr>
-      </w:pPr>
-    </w:p>
-    <w:p>
-      <w:pPr>
-        <w:rPr>
-          <w:rFonts w:hint="default" w:ascii="Times New Roman" w:hAnsi="Times New Roman" w:cs="Times New Roman"/>
-          <w:lang w:val="en-US"/>
-        </w:rPr>
-      </w:pPr>
-    </w:p>
-    <w:p>
-      <w:pPr>
-        <w:rPr>
-          <w:rFonts w:hint="default" w:ascii="Times New Roman" w:hAnsi="Times New Roman" w:cs="Times New Roman"/>
-          <w:lang w:val="en-US"/>
-        </w:rPr>
-      </w:pPr>
-    </w:p>
-    <w:p>
-      <w:pPr>
-        <w:rPr>
-          <w:rFonts w:hint="default" w:ascii="Times New Roman" w:hAnsi="Times New Roman" w:cs="Times New Roman"/>
-          <w:lang w:val="en-US"/>
-        </w:rPr>
-      </w:pPr>
-    </w:p>
-    <w:p>
-      <w:pPr>
         <w:pStyle w:val="2"/>
         <w:bidi w:val="0"/>
         <w:rPr>
@@ -11345,14 +10664,14 @@
           <w:lang w:val="en-US"/>
         </w:rPr>
       </w:pPr>
-      <w:bookmarkStart w:id="354" w:name="_Toc15117"/>
+      <w:bookmarkStart w:id="354" w:name="_Toc24276"/>
       <w:bookmarkStart w:id="355" w:name="_Toc24872"/>
-      <w:bookmarkStart w:id="356" w:name="_Toc4125"/>
-      <w:bookmarkStart w:id="357" w:name="_Toc24276"/>
-      <w:bookmarkStart w:id="358" w:name="_Toc26954"/>
-      <w:bookmarkStart w:id="359" w:name="_Toc14692"/>
-      <w:bookmarkStart w:id="360" w:name="_Toc3074"/>
-      <w:bookmarkStart w:id="361" w:name="_Toc16871"/>
+      <w:bookmarkStart w:id="356" w:name="_Toc26954"/>
+      <w:bookmarkStart w:id="357" w:name="_Toc14692"/>
+      <w:bookmarkStart w:id="358" w:name="_Toc16871"/>
+      <w:bookmarkStart w:id="359" w:name="_Toc3074"/>
+      <w:bookmarkStart w:id="360" w:name="_Toc15117"/>
+      <w:bookmarkStart w:id="361" w:name="_Toc4125"/>
       <w:r>
         <w:rPr>
           <w:rFonts w:hint="default" w:ascii="Times New Roman" w:hAnsi="Times New Roman" w:cs="Times New Roman"/>
@@ -11525,8 +10844,6 @@
           <w:lang w:val="en-US"/>
         </w:rPr>
       </w:pPr>
-      <w:bookmarkStart w:id="362" w:name="_GoBack"/>
-      <w:bookmarkEnd w:id="362"/>
     </w:p>
     <w:p>
       <w:pPr>
@@ -11584,22 +10901,6 @@
                       <a:ln w="6350">
                         <a:noFill/>
                       </a:ln>
-                      <a:extLst>
-                        <a:ext uri="{909E8E84-426E-40DD-AFC4-6F175D3DCCD1}">
-                          <a14:hiddenFill xmlns:a14="http://schemas.microsoft.com/office/drawing/2010/main">
-                            <a:solidFill>
-                              <a:schemeClr val="lt1"/>
-                            </a:solidFill>
-                          </a14:hiddenFill>
-                        </a:ext>
-                        <a:ext uri="{91240B29-F687-4F45-9708-019B960494DF}">
-                          <a14:hiddenLine xmlns:a14="http://schemas.microsoft.com/office/drawing/2010/main" w="6350">
-                            <a:solidFill>
-                              <a:prstClr val="black"/>
-                            </a:solidFill>
-                          </a14:hiddenLine>
-                        </a:ext>
-                      </a:extLst>
                     </wps:spPr>
                     <wps:style>
                       <a:lnRef idx="0">
@@ -11650,7 +10951,7 @@
         </mc:Choice>
         <mc:Fallback>
           <w:pict>
-            <v:shape id="_x0000_s1026" o:spid="_x0000_s1026" o:spt="202" type="#_x0000_t202" style="position:absolute;left:0pt;margin-top:0pt;height:144pt;width:144pt;mso-position-horizontal:right;mso-position-horizontal-relative:margin;mso-wrap-style:none;z-index:251659264;mso-width-relative:page;mso-height-relative:page;" filled="f" stroked="f" coordsize="21600,21600" o:gfxdata="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">
+            <v:shape id="_x0000_s1026" o:spid="_x0000_s1026" o:spt="202" type="#_x0000_t202" style="position:absolute;left:0pt;margin-top:0pt;height:144pt;width:144pt;mso-position-horizontal:right;mso-position-horizontal-relative:margin;mso-wrap-style:none;z-index:251659264;mso-width-relative:page;mso-height-relative:page;" filled="f" stroked="f" coordsize="21600,21600" o:gfxdata="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">
               <v:fill on="f" focussize="0,0"/>
               <v:stroke on="f" weight="0.5pt"/>
               <v:imagedata o:title=""/>
@@ -12150,9 +11451,9 @@
     <w:lsdException w:unhideWhenUsed="0" w:uiPriority="0" w:semiHidden="0" w:name="index 7"/>
     <w:lsdException w:unhideWhenUsed="0" w:uiPriority="0" w:semiHidden="0" w:name="index 8"/>
     <w:lsdException w:unhideWhenUsed="0" w:uiPriority="0" w:semiHidden="0" w:name="index 9"/>
-    <w:lsdException w:unhideWhenUsed="0" w:uiPriority="0" w:semiHidden="0" w:name="toc 1"/>
-    <w:lsdException w:unhideWhenUsed="0" w:uiPriority="0" w:semiHidden="0" w:name="toc 2"/>
-    <w:lsdException w:unhideWhenUsed="0" w:uiPriority="0" w:semiHidden="0" w:name="toc 3"/>
+    <w:lsdException w:qFormat="1" w:unhideWhenUsed="0" w:uiPriority="0" w:semiHidden="0" w:name="toc 1"/>
+    <w:lsdException w:qFormat="1" w:unhideWhenUsed="0" w:uiPriority="0" w:semiHidden="0" w:name="toc 2"/>
+    <w:lsdException w:qFormat="1" w:unhideWhenUsed="0" w:uiPriority="0" w:semiHidden="0" w:name="toc 3"/>
     <w:lsdException w:unhideWhenUsed="0" w:uiPriority="0" w:semiHidden="0" w:name="toc 4"/>
     <w:lsdException w:unhideWhenUsed="0" w:uiPriority="0" w:semiHidden="0" w:name="toc 5"/>
     <w:lsdException w:unhideWhenUsed="0" w:uiPriority="0" w:semiHidden="0" w:name="toc 6"/>
@@ -12166,14 +11467,14 @@
     <w:lsdException w:unhideWhenUsed="0" w:uiPriority="0" w:semiHidden="0" w:name="footer"/>
     <w:lsdException w:unhideWhenUsed="0" w:uiPriority="0" w:semiHidden="0" w:name="index heading"/>
     <w:lsdException w:qFormat="1" w:uiPriority="0" w:semiHidden="0" w:name="caption"/>
-    <w:lsdException w:unhideWhenUsed="0" w:uiPriority="0" w:semiHidden="0" w:name="table of figures"/>
+    <w:lsdException w:qFormat="1" w:unhideWhenUsed="0" w:uiPriority="0" w:semiHidden="0" w:name="table of figures"/>
     <w:lsdException w:unhideWhenUsed="0" w:uiPriority="0" w:semiHidden="0" w:name="envelope address"/>
     <w:lsdException w:unhideWhenUsed="0" w:uiPriority="0" w:semiHidden="0" w:name="envelope return"/>
     <w:lsdException w:unhideWhenUsed="0" w:uiPriority="0" w:semiHidden="0" w:name="footnote reference"/>
     <w:lsdException w:unhideWhenUsed="0" w:uiPriority="0" w:semiHidden="0" w:name="annotation reference"/>
     <w:lsdException w:unhideWhenUsed="0" w:uiPriority="0" w:semiHidden="0" w:name="line number"/>
     <w:lsdException w:unhideWhenUsed="0" w:uiPriority="0" w:semiHidden="0" w:name="page number"/>
-    <w:lsdException w:unhideWhenUsed="0" w:uiPriority="0" w:semiHidden="0" w:name="endnote reference"/>
+    <w:lsdException w:qFormat="1" w:unhideWhenUsed="0" w:uiPriority="0" w:semiHidden="0" w:name="endnote reference"/>
     <w:lsdException w:unhideWhenUsed="0" w:uiPriority="0" w:semiHidden="0" w:name="endnote text"/>
     <w:lsdException w:unhideWhenUsed="0" w:uiPriority="0" w:semiHidden="0" w:name="table of authorities"/>
     <w:lsdException w:unhideWhenUsed="0" w:uiPriority="0" w:semiHidden="0" w:name="macro"/>
@@ -12216,7 +11517,7 @@
     <w:lsdException w:unhideWhenUsed="0" w:uiPriority="0" w:semiHidden="0" w:name="Body Text Indent 2"/>
     <w:lsdException w:unhideWhenUsed="0" w:uiPriority="0" w:semiHidden="0" w:name="Body Text Indent 3"/>
     <w:lsdException w:unhideWhenUsed="0" w:uiPriority="0" w:semiHidden="0" w:name="Block Text"/>
-    <w:lsdException w:unhideWhenUsed="0" w:uiPriority="0" w:semiHidden="0" w:name="Hyperlink"/>
+    <w:lsdException w:qFormat="1" w:unhideWhenUsed="0" w:uiPriority="0" w:semiHidden="0" w:name="Hyperlink"/>
     <w:lsdException w:unhideWhenUsed="0" w:uiPriority="0" w:semiHidden="0" w:name="FollowedHyperlink"/>
     <w:lsdException w:qFormat="1" w:unhideWhenUsed="0" w:uiPriority="0" w:semiHidden="0" w:name="Strong"/>
     <w:lsdException w:qFormat="1" w:unhideWhenUsed="0" w:uiPriority="0" w:semiHidden="0" w:name="Emphasis"/>
@@ -12528,6 +11829,7 @@
   <w:style w:type="character" w:styleId="9">
     <w:name w:val="endnote reference"/>
     <w:basedOn w:val="6"/>
+    <w:qFormat/>
     <w:uiPriority w:val="0"/>
     <w:rPr>
       <w:vertAlign w:val="superscript"/>
@@ -12578,6 +11880,7 @@
   <w:style w:type="character" w:styleId="13">
     <w:name w:val="Hyperlink"/>
     <w:basedOn w:val="6"/>
+    <w:qFormat/>
     <w:uiPriority w:val="0"/>
     <w:rPr>
       <w:color w:val="0000FF"/>
@@ -12588,6 +11891,7 @@
     <w:name w:val="table of figures"/>
     <w:basedOn w:val="1"/>
     <w:next w:val="1"/>
+    <w:qFormat/>
     <w:uiPriority w:val="0"/>
     <w:pPr>
       <w:ind w:leftChars="200" w:hanging="200" w:hangingChars="200"/>
@@ -12597,12 +11901,14 @@
     <w:name w:val="toc 1"/>
     <w:basedOn w:val="1"/>
     <w:next w:val="1"/>
+    <w:qFormat/>
     <w:uiPriority w:val="0"/>
   </w:style>
   <w:style w:type="paragraph" w:styleId="16">
     <w:name w:val="toc 2"/>
     <w:basedOn w:val="1"/>
     <w:next w:val="1"/>
+    <w:qFormat/>
     <w:uiPriority w:val="0"/>
     <w:pPr>
       <w:ind w:left="420" w:leftChars="200"/>
@@ -12612,6 +11918,7 @@
     <w:name w:val="toc 3"/>
     <w:basedOn w:val="1"/>
     <w:next w:val="1"/>
+    <w:qFormat/>
     <w:uiPriority w:val="0"/>
     <w:pPr>
       <w:ind w:left="840" w:leftChars="400"/>
@@ -12634,6 +11941,7 @@
   <w:style w:type="character" w:customStyle="1" w:styleId="19">
     <w:name w:val="Heading 3 Char"/>
     <w:link w:val="4"/>
+    <w:qFormat/>
     <w:uiPriority w:val="0"/>
     <w:rPr>
       <w:rFonts w:ascii="Times New Roman" w:hAnsi="Times New Roman"/>
@@ -12660,6 +11968,7 @@
   <w:style w:type="character" w:customStyle="1" w:styleId="21">
     <w:name w:val="Heading 2 Char"/>
     <w:link w:val="3"/>
+    <w:qFormat/>
     <w:uiPriority w:val="0"/>
     <w:rPr>
       <w:rFonts w:ascii="Times New Roman" w:hAnsi="Times New Roman"/>
@@ -12688,6 +11997,7 @@
   <w:style w:type="paragraph" w:customStyle="1" w:styleId="23">
     <w:name w:val="sec2_phancuoi"/>
     <w:basedOn w:val="1"/>
+    <w:qFormat/>
     <w:uiPriority w:val="0"/>
     <w:pPr>
       <w:spacing w:before="120" w:after="120"/>

--- a/Nhom2_BuoiTH2_Phan_2.docx
+++ b/Nhom2_BuoiTH2_Phan_2.docx
@@ -3151,6 +3151,54 @@
     <w:p>
       <w:pPr>
         <w:pStyle w:val="8"/>
+        <w:rPr>
+          <w:rFonts w:hint="default" w:ascii="Times New Roman" w:hAnsi="Times New Roman" w:cs="Times New Roman"/>
+          <w:lang w:val="en-US"/>
+        </w:rPr>
+      </w:pPr>
+    </w:p>
+    <w:p>
+      <w:pPr>
+        <w:rPr>
+          <w:rFonts w:hint="default" w:ascii="Times New Roman" w:hAnsi="Times New Roman" w:cs="Times New Roman"/>
+          <w:lang w:val="en-US"/>
+        </w:rPr>
+      </w:pPr>
+    </w:p>
+    <w:p>
+      <w:pPr>
+        <w:rPr>
+          <w:rFonts w:hint="default" w:ascii="Times New Roman" w:hAnsi="Times New Roman" w:cs="Times New Roman"/>
+          <w:lang w:val="en-US"/>
+        </w:rPr>
+      </w:pPr>
+    </w:p>
+    <w:p>
+      <w:pPr>
+        <w:rPr>
+          <w:rFonts w:hint="default" w:ascii="Times New Roman" w:hAnsi="Times New Roman" w:cs="Times New Roman"/>
+          <w:lang w:val="en-US"/>
+        </w:rPr>
+      </w:pPr>
+    </w:p>
+    <w:p>
+      <w:pPr>
+        <w:rPr>
+          <w:rFonts w:hint="default" w:ascii="Times New Roman" w:hAnsi="Times New Roman" w:cs="Times New Roman"/>
+          <w:lang w:val="en-US"/>
+        </w:rPr>
+      </w:pPr>
+    </w:p>
+    <w:p>
+      <w:pPr>
+        <w:rPr>
+          <w:rFonts w:hint="default" w:ascii="Times New Roman" w:hAnsi="Times New Roman" w:cs="Times New Roman"/>
+          <w:lang w:val="en-US"/>
+        </w:rPr>
+      </w:pPr>
+    </w:p>
+    <w:p>
+      <w:pPr>
         <w:rPr>
           <w:rFonts w:hint="default" w:ascii="Times New Roman" w:hAnsi="Times New Roman" w:cs="Times New Roman"/>
           <w:lang w:val="en-US"/>
@@ -5281,6 +5329,62 @@
         </w:rPr>
         <w:fldChar w:fldCharType="end"/>
       </w:r>
+    </w:p>
+    <w:p>
+      <w:pPr>
+        <w:rPr>
+          <w:rFonts w:hint="default" w:ascii="Times New Roman" w:hAnsi="Times New Roman" w:cs="Times New Roman"/>
+          <w:lang w:val="en-US"/>
+        </w:rPr>
+      </w:pPr>
+    </w:p>
+    <w:p>
+      <w:pPr>
+        <w:rPr>
+          <w:rFonts w:hint="default" w:ascii="Times New Roman" w:hAnsi="Times New Roman" w:cs="Times New Roman"/>
+          <w:lang w:val="en-US"/>
+        </w:rPr>
+      </w:pPr>
+    </w:p>
+    <w:p>
+      <w:pPr>
+        <w:rPr>
+          <w:rFonts w:hint="default" w:ascii="Times New Roman" w:hAnsi="Times New Roman" w:cs="Times New Roman"/>
+          <w:lang w:val="en-US"/>
+        </w:rPr>
+      </w:pPr>
+    </w:p>
+    <w:p>
+      <w:pPr>
+        <w:rPr>
+          <w:rFonts w:hint="default" w:ascii="Times New Roman" w:hAnsi="Times New Roman" w:cs="Times New Roman"/>
+          <w:lang w:val="en-US"/>
+        </w:rPr>
+      </w:pPr>
+    </w:p>
+    <w:p>
+      <w:pPr>
+        <w:rPr>
+          <w:rFonts w:hint="default" w:ascii="Times New Roman" w:hAnsi="Times New Roman" w:cs="Times New Roman"/>
+          <w:lang w:val="en-US"/>
+        </w:rPr>
+      </w:pPr>
+    </w:p>
+    <w:p>
+      <w:pPr>
+        <w:rPr>
+          <w:rFonts w:hint="default" w:ascii="Times New Roman" w:hAnsi="Times New Roman" w:cs="Times New Roman"/>
+          <w:lang w:val="en-US"/>
+        </w:rPr>
+      </w:pPr>
+    </w:p>
+    <w:p>
+      <w:pPr>
+        <w:rPr>
+          <w:rFonts w:hint="default" w:ascii="Times New Roman" w:hAnsi="Times New Roman" w:cs="Times New Roman"/>
+          <w:lang w:val="en-US"/>
+        </w:rPr>
+      </w:pPr>
     </w:p>
     <w:p>
       <w:pPr>
@@ -6621,13 +6725,13 @@
         </w:sectPr>
       </w:pPr>
       <w:bookmarkStart w:id="0" w:name="_Toc30554"/>
-      <w:bookmarkStart w:id="1" w:name="_Toc2126"/>
+      <w:bookmarkStart w:id="1" w:name="_Toc15745"/>
       <w:bookmarkStart w:id="2" w:name="_Toc8585"/>
-      <w:bookmarkStart w:id="3" w:name="_Toc15745"/>
-      <w:bookmarkStart w:id="4" w:name="_Toc13036"/>
-      <w:bookmarkStart w:id="5" w:name="_Toc31864"/>
+      <w:bookmarkStart w:id="3" w:name="_Toc13036"/>
+      <w:bookmarkStart w:id="4" w:name="_Toc2126"/>
+      <w:bookmarkStart w:id="5" w:name="_Toc8380"/>
       <w:bookmarkStart w:id="6" w:name="_Toc31839"/>
-      <w:bookmarkStart w:id="7" w:name="_Toc8380"/>
+      <w:bookmarkStart w:id="7" w:name="_Toc31864"/>
     </w:p>
     <w:p>
       <w:pPr>
@@ -6665,12 +6769,12 @@
         </w:rPr>
       </w:pPr>
       <w:bookmarkStart w:id="8" w:name="_Toc29151"/>
-      <w:bookmarkStart w:id="9" w:name="_Toc27719"/>
+      <w:bookmarkStart w:id="9" w:name="_Toc7210"/>
       <w:bookmarkStart w:id="10" w:name="_Toc1348"/>
-      <w:bookmarkStart w:id="11" w:name="_Toc15358"/>
-      <w:bookmarkStart w:id="12" w:name="_Toc32704"/>
-      <w:bookmarkStart w:id="13" w:name="_Toc7210"/>
-      <w:bookmarkStart w:id="14" w:name="_Toc9545"/>
+      <w:bookmarkStart w:id="11" w:name="_Toc9545"/>
+      <w:bookmarkStart w:id="12" w:name="_Toc15358"/>
+      <w:bookmarkStart w:id="13" w:name="_Toc27719"/>
+      <w:bookmarkStart w:id="14" w:name="_Toc32704"/>
       <w:bookmarkStart w:id="15" w:name="_Toc24043"/>
       <w:r>
         <w:rPr>
@@ -6699,9 +6803,9 @@
       </w:pPr>
       <w:bookmarkStart w:id="16" w:name="_Toc23009"/>
       <w:bookmarkStart w:id="17" w:name="_Toc12558"/>
-      <w:bookmarkStart w:id="18" w:name="_Toc14671"/>
-      <w:bookmarkStart w:id="19" w:name="_Toc24126"/>
-      <w:bookmarkStart w:id="20" w:name="_Toc6046"/>
+      <w:bookmarkStart w:id="18" w:name="_Toc24126"/>
+      <w:bookmarkStart w:id="19" w:name="_Toc6046"/>
+      <w:bookmarkStart w:id="20" w:name="_Toc14671"/>
       <w:bookmarkStart w:id="21" w:name="_Toc4779"/>
       <w:bookmarkStart w:id="22" w:name="_Toc13912"/>
       <w:bookmarkStart w:id="23" w:name="_Toc10748"/>
@@ -6731,13 +6835,13 @@
         </w:rPr>
       </w:pPr>
       <w:bookmarkStart w:id="24" w:name="_Toc357"/>
-      <w:bookmarkStart w:id="25" w:name="_Toc9316"/>
-      <w:bookmarkStart w:id="26" w:name="_Toc20788"/>
-      <w:bookmarkStart w:id="27" w:name="_Toc9304"/>
-      <w:bookmarkStart w:id="28" w:name="_Toc6168"/>
-      <w:bookmarkStart w:id="29" w:name="_Toc32386"/>
-      <w:bookmarkStart w:id="30" w:name="_Toc28790"/>
-      <w:bookmarkStart w:id="31" w:name="_Toc21445"/>
+      <w:bookmarkStart w:id="25" w:name="_Toc28790"/>
+      <w:bookmarkStart w:id="26" w:name="_Toc6168"/>
+      <w:bookmarkStart w:id="27" w:name="_Toc20788"/>
+      <w:bookmarkStart w:id="28" w:name="_Toc21445"/>
+      <w:bookmarkStart w:id="29" w:name="_Toc9316"/>
+      <w:bookmarkStart w:id="30" w:name="_Toc32386"/>
+      <w:bookmarkStart w:id="31" w:name="_Toc9304"/>
       <w:r>
         <w:rPr>
           <w:rFonts w:hint="default" w:ascii="Times New Roman" w:hAnsi="Times New Roman" w:cs="Times New Roman"/>
@@ -6763,14 +6867,14 @@
           <w:lang w:val="en-US"/>
         </w:rPr>
       </w:pPr>
-      <w:bookmarkStart w:id="32" w:name="_Toc25064"/>
-      <w:bookmarkStart w:id="33" w:name="_Toc19094"/>
-      <w:bookmarkStart w:id="34" w:name="_Toc23088"/>
-      <w:bookmarkStart w:id="35" w:name="_Toc2092"/>
-      <w:bookmarkStart w:id="36" w:name="_Toc22157"/>
-      <w:bookmarkStart w:id="37" w:name="_Toc13585"/>
-      <w:bookmarkStart w:id="38" w:name="_Toc2118"/>
-      <w:bookmarkStart w:id="39" w:name="_Toc3673"/>
+      <w:bookmarkStart w:id="32" w:name="_Toc2118"/>
+      <w:bookmarkStart w:id="33" w:name="_Toc22157"/>
+      <w:bookmarkStart w:id="34" w:name="_Toc3673"/>
+      <w:bookmarkStart w:id="35" w:name="_Toc13585"/>
+      <w:bookmarkStart w:id="36" w:name="_Toc2092"/>
+      <w:bookmarkStart w:id="37" w:name="_Toc19094"/>
+      <w:bookmarkStart w:id="38" w:name="_Toc23088"/>
+      <w:bookmarkStart w:id="39" w:name="_Toc25064"/>
       <w:r>
         <w:rPr>
           <w:rFonts w:hint="default" w:ascii="Times New Roman" w:hAnsi="Times New Roman" w:cs="Times New Roman"/>
@@ -6796,14 +6900,14 @@
           <w:lang w:val="en-US"/>
         </w:rPr>
       </w:pPr>
-      <w:bookmarkStart w:id="40" w:name="_Toc17778"/>
-      <w:bookmarkStart w:id="41" w:name="_Toc1290"/>
+      <w:bookmarkStart w:id="40" w:name="_Toc16513"/>
+      <w:bookmarkStart w:id="41" w:name="_Toc17429"/>
       <w:bookmarkStart w:id="42" w:name="_Toc25028"/>
-      <w:bookmarkStart w:id="43" w:name="_Toc16513"/>
-      <w:bookmarkStart w:id="44" w:name="_Toc9482"/>
-      <w:bookmarkStart w:id="45" w:name="_Toc14451"/>
-      <w:bookmarkStart w:id="46" w:name="_Toc17429"/>
-      <w:bookmarkStart w:id="47" w:name="_Toc12835"/>
+      <w:bookmarkStart w:id="43" w:name="_Toc1290"/>
+      <w:bookmarkStart w:id="44" w:name="_Toc14451"/>
+      <w:bookmarkStart w:id="45" w:name="_Toc12835"/>
+      <w:bookmarkStart w:id="46" w:name="_Toc17778"/>
+      <w:bookmarkStart w:id="47" w:name="_Toc9482"/>
       <w:r>
         <w:rPr>
           <w:rFonts w:hint="default" w:ascii="Times New Roman" w:hAnsi="Times New Roman" w:cs="Times New Roman"/>
@@ -6832,10 +6936,10 @@
       <w:bookmarkStart w:id="48" w:name="_Toc2538"/>
       <w:bookmarkStart w:id="49" w:name="_Toc29000"/>
       <w:bookmarkStart w:id="50" w:name="_Toc12322"/>
-      <w:bookmarkStart w:id="51" w:name="_Toc20356"/>
-      <w:bookmarkStart w:id="52" w:name="_Toc16352"/>
-      <w:bookmarkStart w:id="53" w:name="_Toc7488"/>
-      <w:bookmarkStart w:id="54" w:name="_Toc3398"/>
+      <w:bookmarkStart w:id="51" w:name="_Toc7488"/>
+      <w:bookmarkStart w:id="52" w:name="_Toc3398"/>
+      <w:bookmarkStart w:id="53" w:name="_Toc20356"/>
+      <w:bookmarkStart w:id="54" w:name="_Toc16352"/>
       <w:bookmarkStart w:id="55" w:name="_Toc25902"/>
       <w:r>
         <w:rPr>
@@ -6868,8 +6972,8 @@
       <w:bookmarkStart w:id="59" w:name="_Toc17091"/>
       <w:bookmarkStart w:id="60" w:name="_Toc19934"/>
       <w:bookmarkStart w:id="61" w:name="_Toc31125"/>
-      <w:bookmarkStart w:id="62" w:name="_Toc6462"/>
-      <w:bookmarkStart w:id="63" w:name="_Toc1115"/>
+      <w:bookmarkStart w:id="62" w:name="_Toc1115"/>
+      <w:bookmarkStart w:id="63" w:name="_Toc6462"/>
       <w:r>
         <w:rPr>
           <w:rFonts w:hint="default" w:ascii="Times New Roman" w:hAnsi="Times New Roman" w:cs="Times New Roman"/>
@@ -6895,14 +6999,14 @@
           <w:lang w:val="en-US"/>
         </w:rPr>
       </w:pPr>
-      <w:bookmarkStart w:id="64" w:name="_Toc25721"/>
-      <w:bookmarkStart w:id="65" w:name="_Toc16092"/>
-      <w:bookmarkStart w:id="66" w:name="_Toc24823"/>
-      <w:bookmarkStart w:id="67" w:name="_Toc6188"/>
-      <w:bookmarkStart w:id="68" w:name="_Toc15562"/>
-      <w:bookmarkStart w:id="69" w:name="_Toc25723"/>
-      <w:bookmarkStart w:id="70" w:name="_Toc2266"/>
-      <w:bookmarkStart w:id="71" w:name="_Toc21705"/>
+      <w:bookmarkStart w:id="64" w:name="_Toc6188"/>
+      <w:bookmarkStart w:id="65" w:name="_Toc24823"/>
+      <w:bookmarkStart w:id="66" w:name="_Toc25721"/>
+      <w:bookmarkStart w:id="67" w:name="_Toc2266"/>
+      <w:bookmarkStart w:id="68" w:name="_Toc21705"/>
+      <w:bookmarkStart w:id="69" w:name="_Toc16092"/>
+      <w:bookmarkStart w:id="70" w:name="_Toc15562"/>
+      <w:bookmarkStart w:id="71" w:name="_Toc25723"/>
       <w:r>
         <w:rPr>
           <w:rFonts w:hint="default" w:ascii="Times New Roman" w:hAnsi="Times New Roman" w:cs="Times New Roman"/>
@@ -6934,8 +7038,8 @@
       <w:bookmarkStart w:id="75" w:name="_Toc10441"/>
       <w:bookmarkStart w:id="76" w:name="_Toc25039"/>
       <w:bookmarkStart w:id="77" w:name="_Toc20357"/>
-      <w:bookmarkStart w:id="78" w:name="_Toc4415"/>
-      <w:bookmarkStart w:id="79" w:name="_Toc10695"/>
+      <w:bookmarkStart w:id="78" w:name="_Toc10695"/>
+      <w:bookmarkStart w:id="79" w:name="_Toc4415"/>
       <w:r>
         <w:rPr>
           <w:rFonts w:hint="default" w:ascii="Times New Roman" w:hAnsi="Times New Roman" w:cs="Times New Roman"/>
@@ -7008,13 +7112,13 @@
       <w:r>
         <w:fldChar w:fldCharType="end"/>
       </w:r>
-      <w:bookmarkStart w:id="81" w:name="_Toc5765"/>
-      <w:bookmarkStart w:id="82" w:name="_Toc14657"/>
-      <w:bookmarkStart w:id="83" w:name="_Toc18465"/>
-      <w:bookmarkStart w:id="84" w:name="_Toc2843"/>
+      <w:bookmarkStart w:id="81" w:name="_Toc14657"/>
+      <w:bookmarkStart w:id="82" w:name="_Toc856"/>
+      <w:bookmarkStart w:id="83" w:name="_Toc14666"/>
+      <w:bookmarkStart w:id="84" w:name="_Toc5765"/>
       <w:bookmarkStart w:id="85" w:name="_Toc13557"/>
-      <w:bookmarkStart w:id="86" w:name="_Toc14666"/>
-      <w:bookmarkStart w:id="87" w:name="_Toc856"/>
+      <w:bookmarkStart w:id="86" w:name="_Toc2843"/>
+      <w:bookmarkStart w:id="87" w:name="_Toc18465"/>
       <w:r>
         <w:rPr>
           <w:rFonts w:hint="default" w:ascii="Times New Roman" w:hAnsi="Times New Roman" w:cs="Times New Roman"/>
@@ -7294,9 +7398,9 @@
       <w:bookmarkStart w:id="90" w:name="_Toc1056"/>
       <w:bookmarkStart w:id="91" w:name="_Toc3089"/>
       <w:bookmarkStart w:id="92" w:name="_Toc9473"/>
-      <w:bookmarkStart w:id="93" w:name="_Toc4748"/>
+      <w:bookmarkStart w:id="93" w:name="_Toc24864"/>
       <w:bookmarkStart w:id="94" w:name="_Toc21936"/>
-      <w:bookmarkStart w:id="95" w:name="_Toc24864"/>
+      <w:bookmarkStart w:id="95" w:name="_Toc4748"/>
       <w:r>
         <w:rPr>
           <w:rFonts w:hint="default" w:ascii="Times New Roman" w:hAnsi="Times New Roman" w:cs="Times New Roman"/>
@@ -7323,12 +7427,12 @@
         </w:rPr>
       </w:pPr>
       <w:bookmarkStart w:id="96" w:name="_Toc25973"/>
-      <w:bookmarkStart w:id="97" w:name="_Toc32571"/>
-      <w:bookmarkStart w:id="98" w:name="_Toc11999"/>
-      <w:bookmarkStart w:id="99" w:name="_Toc32162"/>
-      <w:bookmarkStart w:id="100" w:name="_Toc10795"/>
-      <w:bookmarkStart w:id="101" w:name="_Toc4165"/>
-      <w:bookmarkStart w:id="102" w:name="_Toc29789"/>
+      <w:bookmarkStart w:id="97" w:name="_Toc11999"/>
+      <w:bookmarkStart w:id="98" w:name="_Toc32162"/>
+      <w:bookmarkStart w:id="99" w:name="_Toc32571"/>
+      <w:bookmarkStart w:id="100" w:name="_Toc29789"/>
+      <w:bookmarkStart w:id="101" w:name="_Toc10795"/>
+      <w:bookmarkStart w:id="102" w:name="_Toc4165"/>
       <w:bookmarkStart w:id="103" w:name="_Toc24660"/>
       <w:r>
         <w:rPr>
@@ -7508,13 +7612,13 @@
       <w:r>
         <w:fldChar w:fldCharType="end"/>
       </w:r>
-      <w:bookmarkStart w:id="111" w:name="_Toc19078"/>
+      <w:bookmarkStart w:id="111" w:name="_Toc30825"/>
       <w:bookmarkStart w:id="112" w:name="_Toc8348"/>
-      <w:bookmarkStart w:id="113" w:name="_Toc18115"/>
-      <w:bookmarkStart w:id="114" w:name="_Toc30726"/>
-      <w:bookmarkStart w:id="115" w:name="_Toc17317"/>
-      <w:bookmarkStart w:id="116" w:name="_Toc30825"/>
-      <w:bookmarkStart w:id="117" w:name="_Toc27994"/>
+      <w:bookmarkStart w:id="113" w:name="_Toc17317"/>
+      <w:bookmarkStart w:id="114" w:name="_Toc27994"/>
+      <w:bookmarkStart w:id="115" w:name="_Toc19078"/>
+      <w:bookmarkStart w:id="116" w:name="_Toc18115"/>
+      <w:bookmarkStart w:id="117" w:name="_Toc30726"/>
       <w:r>
         <w:rPr>
           <w:rFonts w:hint="default" w:ascii="Times New Roman" w:hAnsi="Times New Roman" w:cs="Times New Roman"/>
@@ -7560,11 +7664,11 @@
           <w:lang w:val="en-US"/>
         </w:rPr>
       </w:pPr>
-      <w:bookmarkStart w:id="118" w:name="_Toc10976"/>
-      <w:bookmarkStart w:id="119" w:name="_Toc30184"/>
-      <w:bookmarkStart w:id="120" w:name="_Toc2614"/>
+      <w:bookmarkStart w:id="118" w:name="_Toc30184"/>
+      <w:bookmarkStart w:id="119" w:name="_Toc24791"/>
+      <w:bookmarkStart w:id="120" w:name="_Toc10976"/>
       <w:bookmarkStart w:id="121" w:name="_Toc30188"/>
-      <w:bookmarkStart w:id="122" w:name="_Toc24791"/>
+      <w:bookmarkStart w:id="122" w:name="_Toc2614"/>
       <w:r>
         <w:rPr>
           <w:rStyle w:val="19"/>
@@ -7594,11 +7698,11 @@
       <w:bookmarkStart w:id="123" w:name="_Toc10715"/>
       <w:bookmarkStart w:id="124" w:name="_Toc4645"/>
       <w:bookmarkStart w:id="125" w:name="_Toc30719"/>
-      <w:bookmarkStart w:id="126" w:name="_Toc20116"/>
-      <w:bookmarkStart w:id="127" w:name="_Toc25680"/>
-      <w:bookmarkStart w:id="128" w:name="_Toc1303"/>
-      <w:bookmarkStart w:id="129" w:name="_Toc26975"/>
-      <w:bookmarkStart w:id="130" w:name="_Toc9350"/>
+      <w:bookmarkStart w:id="126" w:name="_Toc1303"/>
+      <w:bookmarkStart w:id="127" w:name="_Toc26975"/>
+      <w:bookmarkStart w:id="128" w:name="_Toc9350"/>
+      <w:bookmarkStart w:id="129" w:name="_Toc20116"/>
+      <w:bookmarkStart w:id="130" w:name="_Toc25680"/>
       <w:r>
         <w:rPr>
           <w:rFonts w:hint="default" w:ascii="Times New Roman" w:hAnsi="Times New Roman" w:cs="Times New Roman"/>
@@ -7624,14 +7728,14 @@
           <w:lang w:val="en-US"/>
         </w:rPr>
       </w:pPr>
-      <w:bookmarkStart w:id="131" w:name="_Toc18037"/>
-      <w:bookmarkStart w:id="132" w:name="_Toc29778"/>
-      <w:bookmarkStart w:id="133" w:name="_Toc11012"/>
+      <w:bookmarkStart w:id="131" w:name="_Toc3293"/>
+      <w:bookmarkStart w:id="132" w:name="_Toc17604"/>
+      <w:bookmarkStart w:id="133" w:name="_Toc18037"/>
       <w:bookmarkStart w:id="134" w:name="_Toc28364"/>
       <w:bookmarkStart w:id="135" w:name="_Toc15908"/>
-      <w:bookmarkStart w:id="136" w:name="_Toc3293"/>
-      <w:bookmarkStart w:id="137" w:name="_Toc21091"/>
-      <w:bookmarkStart w:id="138" w:name="_Toc17604"/>
+      <w:bookmarkStart w:id="136" w:name="_Toc21091"/>
+      <w:bookmarkStart w:id="137" w:name="_Toc11012"/>
+      <w:bookmarkStart w:id="138" w:name="_Toc29778"/>
       <w:r>
         <w:rPr>
           <w:rFonts w:hint="default" w:ascii="Times New Roman" w:hAnsi="Times New Roman" w:cs="Times New Roman"/>
@@ -7739,13 +7843,13 @@
         </w:rPr>
       </w:pPr>
       <w:bookmarkStart w:id="141" w:name="_Toc16585"/>
-      <w:bookmarkStart w:id="142" w:name="_Toc1204"/>
-      <w:bookmarkStart w:id="143" w:name="_Toc14195"/>
-      <w:bookmarkStart w:id="144" w:name="_Toc18423"/>
-      <w:bookmarkStart w:id="145" w:name="_Toc19680"/>
-      <w:bookmarkStart w:id="146" w:name="_Toc30612"/>
-      <w:bookmarkStart w:id="147" w:name="_Toc4403"/>
-      <w:bookmarkStart w:id="148" w:name="_Toc647"/>
+      <w:bookmarkStart w:id="142" w:name="_Toc19680"/>
+      <w:bookmarkStart w:id="143" w:name="_Toc4403"/>
+      <w:bookmarkStart w:id="144" w:name="_Toc1204"/>
+      <w:bookmarkStart w:id="145" w:name="_Toc647"/>
+      <w:bookmarkStart w:id="146" w:name="_Toc18423"/>
+      <w:bookmarkStart w:id="147" w:name="_Toc14195"/>
+      <w:bookmarkStart w:id="148" w:name="_Toc30612"/>
       <w:r>
         <w:rPr>
           <w:rFonts w:hint="default" w:ascii="Times New Roman" w:hAnsi="Times New Roman" w:cs="Times New Roman"/>
@@ -7820,8 +7924,8 @@
       <w:bookmarkEnd w:id="150"/>
       <w:bookmarkStart w:id="151" w:name="_Toc30354"/>
       <w:bookmarkStart w:id="152" w:name="_Toc26866"/>
-      <w:bookmarkStart w:id="153" w:name="_Toc9537"/>
-      <w:bookmarkStart w:id="154" w:name="_Toc1441"/>
+      <w:bookmarkStart w:id="153" w:name="_Toc1441"/>
+      <w:bookmarkStart w:id="154" w:name="_Toc9537"/>
       <w:bookmarkStart w:id="155" w:name="_Toc12234"/>
       <w:r>
         <w:rPr>
@@ -7978,10 +8082,10 @@
           <w:lang w:val="en-US"/>
         </w:rPr>
       </w:pPr>
-      <w:bookmarkStart w:id="161" w:name="_Toc16420"/>
-      <w:bookmarkStart w:id="162" w:name="_Toc19141"/>
-      <w:bookmarkStart w:id="163" w:name="_Toc4419"/>
-      <w:bookmarkStart w:id="164" w:name="_Toc27561"/>
+      <w:bookmarkStart w:id="161" w:name="_Toc4419"/>
+      <w:bookmarkStart w:id="162" w:name="_Toc27561"/>
+      <w:bookmarkStart w:id="163" w:name="_Toc16420"/>
+      <w:bookmarkStart w:id="164" w:name="_Toc19141"/>
       <w:bookmarkStart w:id="165" w:name="_Toc901"/>
       <w:r>
         <w:rPr>
@@ -8013,8 +8117,8 @@
           <w:lang w:val="en-US"/>
         </w:rPr>
       </w:pPr>
-      <w:bookmarkStart w:id="166" w:name="_Toc18678"/>
-      <w:bookmarkStart w:id="167" w:name="_Toc8113"/>
+      <w:bookmarkStart w:id="166" w:name="_Toc8113"/>
+      <w:bookmarkStart w:id="167" w:name="_Toc18678"/>
       <w:r>
         <w:t xml:space="preserve">Bảng </w:t>
       </w:r>
@@ -8054,13 +8158,13 @@
       <w:r>
         <w:fldChar w:fldCharType="end"/>
       </w:r>
-      <w:bookmarkStart w:id="168" w:name="_Toc288"/>
-      <w:bookmarkStart w:id="169" w:name="_Toc2073"/>
-      <w:bookmarkStart w:id="170" w:name="_Toc2761"/>
-      <w:bookmarkStart w:id="171" w:name="_Toc4400"/>
+      <w:bookmarkStart w:id="168" w:name="_Toc4400"/>
+      <w:bookmarkStart w:id="169" w:name="_Toc29482"/>
+      <w:bookmarkStart w:id="170" w:name="_Toc288"/>
+      <w:bookmarkStart w:id="171" w:name="_Toc2073"/>
       <w:bookmarkStart w:id="172" w:name="_Toc8314"/>
-      <w:bookmarkStart w:id="173" w:name="_Toc29482"/>
-      <w:bookmarkStart w:id="174" w:name="_Toc2985"/>
+      <w:bookmarkStart w:id="173" w:name="_Toc2985"/>
+      <w:bookmarkStart w:id="174" w:name="_Toc2761"/>
       <w:r>
         <w:rPr>
           <w:rFonts w:hint="default" w:ascii="Times New Roman" w:hAnsi="Times New Roman" w:cs="Times New Roman"/>
@@ -8107,13 +8211,13 @@
         </w:rPr>
       </w:pPr>
       <w:bookmarkStart w:id="175" w:name="_Toc31586"/>
-      <w:bookmarkStart w:id="176" w:name="_Toc11594"/>
-      <w:bookmarkStart w:id="177" w:name="_Toc14999"/>
-      <w:bookmarkStart w:id="178" w:name="_Toc22872"/>
+      <w:bookmarkStart w:id="176" w:name="_Toc27550"/>
+      <w:bookmarkStart w:id="177" w:name="_Toc22872"/>
+      <w:bookmarkStart w:id="178" w:name="_Toc14999"/>
       <w:bookmarkStart w:id="179" w:name="_Toc14849"/>
-      <w:bookmarkStart w:id="180" w:name="_Toc257"/>
-      <w:bookmarkStart w:id="181" w:name="_Toc27550"/>
-      <w:bookmarkStart w:id="182" w:name="_Toc7145"/>
+      <w:bookmarkStart w:id="180" w:name="_Toc7145"/>
+      <w:bookmarkStart w:id="181" w:name="_Toc257"/>
+      <w:bookmarkStart w:id="182" w:name="_Toc11594"/>
       <w:r>
         <w:rPr>
           <w:rFonts w:hint="default" w:ascii="Times New Roman" w:hAnsi="Times New Roman" w:cs="Times New Roman"/>
@@ -8144,11 +8248,11 @@
           <w:lang w:val="en-US"/>
         </w:rPr>
       </w:pPr>
-      <w:bookmarkStart w:id="183" w:name="_Toc2125"/>
+      <w:bookmarkStart w:id="183" w:name="_Toc28224"/>
       <w:bookmarkEnd w:id="183"/>
-      <w:bookmarkStart w:id="184" w:name="_Toc28224"/>
+      <w:bookmarkStart w:id="184" w:name="_Toc28068"/>
       <w:bookmarkEnd w:id="184"/>
-      <w:bookmarkStart w:id="185" w:name="_Toc28068"/>
+      <w:bookmarkStart w:id="185" w:name="_Toc2125"/>
       <w:bookmarkEnd w:id="185"/>
     </w:p>
     <w:p>
@@ -8428,8 +8532,6 @@
           <w:lang w:val="en-US"/>
         </w:rPr>
       </w:pPr>
-      <w:bookmarkStart w:id="362" w:name="_GoBack"/>
-      <w:bookmarkEnd w:id="362"/>
     </w:p>
     <w:p>
       <w:pPr>
@@ -8441,11 +8543,11 @@
         </w:rPr>
       </w:pPr>
       <w:bookmarkStart w:id="186" w:name="_Toc21118"/>
-      <w:bookmarkStart w:id="187" w:name="_Toc27336"/>
-      <w:bookmarkStart w:id="188" w:name="_Toc26247"/>
-      <w:bookmarkStart w:id="189" w:name="_Toc16914"/>
-      <w:bookmarkStart w:id="190" w:name="_Toc30314"/>
-      <w:bookmarkStart w:id="191" w:name="_Toc10505"/>
+      <w:bookmarkStart w:id="187" w:name="_Toc10505"/>
+      <w:bookmarkStart w:id="188" w:name="_Toc16914"/>
+      <w:bookmarkStart w:id="189" w:name="_Toc26247"/>
+      <w:bookmarkStart w:id="190" w:name="_Toc27336"/>
+      <w:bookmarkStart w:id="191" w:name="_Toc30314"/>
       <w:bookmarkStart w:id="192" w:name="_Toc10301"/>
       <w:bookmarkStart w:id="193" w:name="_Toc16154"/>
       <w:r>
@@ -8473,11 +8575,11 @@
           <w:lang w:val="en-US"/>
         </w:rPr>
       </w:pPr>
-      <w:bookmarkStart w:id="194" w:name="_Toc29851"/>
+      <w:bookmarkStart w:id="194" w:name="_Toc49"/>
       <w:bookmarkStart w:id="195" w:name="_Toc12929"/>
       <w:bookmarkStart w:id="196" w:name="_Toc15214"/>
       <w:bookmarkStart w:id="197" w:name="_Toc29030"/>
-      <w:bookmarkStart w:id="198" w:name="_Toc49"/>
+      <w:bookmarkStart w:id="198" w:name="_Toc29851"/>
       <w:bookmarkStart w:id="199" w:name="_Toc5490"/>
       <w:r>
         <w:rPr>
@@ -8506,14 +8608,14 @@
           <w:lang w:val="en-US"/>
         </w:rPr>
       </w:pPr>
-      <w:bookmarkStart w:id="200" w:name="_Toc9286"/>
+      <w:bookmarkStart w:id="200" w:name="_Toc3867"/>
       <w:bookmarkStart w:id="201" w:name="_Toc2809"/>
-      <w:bookmarkStart w:id="202" w:name="_Toc21657"/>
-      <w:bookmarkStart w:id="203" w:name="_Toc7432"/>
-      <w:bookmarkStart w:id="204" w:name="_Toc19912"/>
-      <w:bookmarkStart w:id="205" w:name="_Toc3867"/>
+      <w:bookmarkStart w:id="202" w:name="_Toc19912"/>
+      <w:bookmarkStart w:id="203" w:name="_Toc21657"/>
+      <w:bookmarkStart w:id="204" w:name="_Toc24830"/>
+      <w:bookmarkStart w:id="205" w:name="_Toc9286"/>
       <w:bookmarkStart w:id="206" w:name="_Toc411"/>
-      <w:bookmarkStart w:id="207" w:name="_Toc24830"/>
+      <w:bookmarkStart w:id="207" w:name="_Toc7432"/>
       <w:r>
         <w:rPr>
           <w:rFonts w:hint="default" w:ascii="Times New Roman" w:hAnsi="Times New Roman" w:cs="Times New Roman"/>
@@ -8582,13 +8684,13 @@
       <w:r>
         <w:fldChar w:fldCharType="end"/>
       </w:r>
-      <w:bookmarkStart w:id="208" w:name="_Toc4876"/>
-      <w:bookmarkStart w:id="209" w:name="_Toc25149"/>
-      <w:bookmarkStart w:id="210" w:name="_Toc14930"/>
-      <w:bookmarkStart w:id="211" w:name="_Toc25635"/>
-      <w:bookmarkStart w:id="212" w:name="_Toc18380"/>
-      <w:bookmarkStart w:id="213" w:name="_Toc9999"/>
-      <w:bookmarkStart w:id="214" w:name="_Toc29479"/>
+      <w:bookmarkStart w:id="208" w:name="_Toc14930"/>
+      <w:bookmarkStart w:id="209" w:name="_Toc29479"/>
+      <w:bookmarkStart w:id="210" w:name="_Toc25149"/>
+      <w:bookmarkStart w:id="211" w:name="_Toc9999"/>
+      <w:bookmarkStart w:id="212" w:name="_Toc25635"/>
+      <w:bookmarkStart w:id="213" w:name="_Toc4876"/>
+      <w:bookmarkStart w:id="214" w:name="_Toc18380"/>
       <w:r>
         <w:rPr>
           <w:rFonts w:hint="default" w:ascii="Times New Roman" w:hAnsi="Times New Roman" w:cs="Times New Roman"/>
@@ -8631,8 +8733,8 @@
         </w:rPr>
       </w:pPr>
       <w:bookmarkStart w:id="215" w:name="_Toc19257"/>
-      <w:bookmarkStart w:id="216" w:name="_Toc16687"/>
-      <w:bookmarkStart w:id="217" w:name="_Toc10354"/>
+      <w:bookmarkStart w:id="216" w:name="_Toc10354"/>
+      <w:bookmarkStart w:id="217" w:name="_Toc16687"/>
       <w:bookmarkStart w:id="218" w:name="_Toc10221"/>
       <w:bookmarkStart w:id="219" w:name="_Toc5675"/>
       <w:r>
@@ -8701,13 +8803,13 @@
       <w:r>
         <w:fldChar w:fldCharType="end"/>
       </w:r>
-      <w:bookmarkStart w:id="220" w:name="_Toc28411"/>
+      <w:bookmarkStart w:id="220" w:name="_Toc5647"/>
       <w:bookmarkStart w:id="221" w:name="_Toc439"/>
-      <w:bookmarkStart w:id="222" w:name="_Toc840"/>
+      <w:bookmarkStart w:id="222" w:name="_Toc10510"/>
       <w:bookmarkStart w:id="223" w:name="_Toc2102"/>
-      <w:bookmarkStart w:id="224" w:name="_Toc5647"/>
-      <w:bookmarkStart w:id="225" w:name="_Toc4041"/>
-      <w:bookmarkStart w:id="226" w:name="_Toc10510"/>
+      <w:bookmarkStart w:id="224" w:name="_Toc4041"/>
+      <w:bookmarkStart w:id="225" w:name="_Toc28411"/>
+      <w:bookmarkStart w:id="226" w:name="_Toc840"/>
       <w:r>
         <w:rPr>
           <w:rFonts w:hint="default"/>
@@ -8758,9 +8860,9 @@
       <w:bookmarkEnd w:id="224"/>
       <w:bookmarkEnd w:id="225"/>
       <w:bookmarkEnd w:id="226"/>
-      <w:bookmarkStart w:id="227" w:name="_Toc3520"/>
-      <w:bookmarkStart w:id="228" w:name="_Toc26137"/>
-      <w:bookmarkStart w:id="229" w:name="_Toc31669"/>
+      <w:bookmarkStart w:id="227" w:name="_Toc26137"/>
+      <w:bookmarkStart w:id="228" w:name="_Toc31669"/>
+      <w:bookmarkStart w:id="229" w:name="_Toc3520"/>
     </w:p>
     <w:p>
       <w:pPr>
@@ -8777,9 +8879,9 @@
         </w:rPr>
       </w:pPr>
       <w:bookmarkStart w:id="230" w:name="_Toc23737"/>
-      <w:bookmarkStart w:id="231" w:name="_Toc31455"/>
-      <w:bookmarkStart w:id="232" w:name="_Toc1459"/>
-      <w:bookmarkStart w:id="233" w:name="_Toc21916"/>
+      <w:bookmarkStart w:id="231" w:name="_Toc21916"/>
+      <w:bookmarkStart w:id="232" w:name="_Toc31455"/>
+      <w:bookmarkStart w:id="233" w:name="_Toc1459"/>
       <w:bookmarkStart w:id="234" w:name="_Toc8859"/>
       <w:r>
         <w:rPr>
@@ -8827,8 +8929,8 @@
           <w:lang w:val="en-US" w:eastAsia="zh-CN" w:bidi="ar-SA"/>
         </w:rPr>
       </w:pPr>
-      <w:bookmarkStart w:id="235" w:name="_Toc21933"/>
-      <w:bookmarkStart w:id="236" w:name="_Toc6266"/>
+      <w:bookmarkStart w:id="235" w:name="_Toc6266"/>
+      <w:bookmarkStart w:id="236" w:name="_Toc21933"/>
       <w:r>
         <w:t xml:space="preserve">Bảng </w:t>
       </w:r>
@@ -8869,12 +8971,12 @@
         <w:fldChar w:fldCharType="end"/>
       </w:r>
       <w:bookmarkStart w:id="237" w:name="_Toc25931"/>
-      <w:bookmarkStart w:id="238" w:name="_Toc174"/>
-      <w:bookmarkStart w:id="239" w:name="_Toc27735"/>
-      <w:bookmarkStart w:id="240" w:name="_Toc76"/>
-      <w:bookmarkStart w:id="241" w:name="_Toc6940"/>
-      <w:bookmarkStart w:id="242" w:name="_Toc12060"/>
-      <w:bookmarkStart w:id="243" w:name="_Toc13223"/>
+      <w:bookmarkStart w:id="238" w:name="_Toc13223"/>
+      <w:bookmarkStart w:id="239" w:name="_Toc6940"/>
+      <w:bookmarkStart w:id="240" w:name="_Toc27735"/>
+      <w:bookmarkStart w:id="241" w:name="_Toc12060"/>
+      <w:bookmarkStart w:id="242" w:name="_Toc76"/>
+      <w:bookmarkStart w:id="243" w:name="_Toc174"/>
       <w:r>
         <w:rPr>
           <w:rFonts w:hint="default" w:ascii="Times New Roman" w:hAnsi="Times New Roman" w:cs="Times New Roman"/>
@@ -8922,13 +9024,13 @@
         </w:rPr>
       </w:pPr>
       <w:bookmarkStart w:id="244" w:name="_Toc31902"/>
-      <w:bookmarkStart w:id="245" w:name="_Toc31974"/>
-      <w:bookmarkStart w:id="246" w:name="_Toc10"/>
+      <w:bookmarkStart w:id="245" w:name="_Toc10672"/>
+      <w:bookmarkStart w:id="246" w:name="_Toc18670"/>
       <w:bookmarkStart w:id="247" w:name="_Toc10226"/>
       <w:bookmarkStart w:id="248" w:name="_Toc8840"/>
-      <w:bookmarkStart w:id="249" w:name="_Toc10672"/>
-      <w:bookmarkStart w:id="250" w:name="_Toc18670"/>
-      <w:bookmarkStart w:id="251" w:name="_Toc31194"/>
+      <w:bookmarkStart w:id="249" w:name="_Toc31194"/>
+      <w:bookmarkStart w:id="250" w:name="_Toc31974"/>
+      <w:bookmarkStart w:id="251" w:name="_Toc10"/>
       <w:r>
         <w:rPr>
           <w:rFonts w:hint="default" w:ascii="Times New Roman" w:hAnsi="Times New Roman" w:cs="Times New Roman"/>
@@ -8955,11 +9057,11 @@
         </w:rPr>
       </w:pPr>
       <w:bookmarkStart w:id="252" w:name="_Toc12372"/>
-      <w:bookmarkStart w:id="253" w:name="_Toc16286"/>
-      <w:bookmarkStart w:id="254" w:name="_Toc1698"/>
+      <w:bookmarkStart w:id="253" w:name="_Toc1698"/>
+      <w:bookmarkStart w:id="254" w:name="_Toc28757"/>
       <w:bookmarkStart w:id="255" w:name="_Toc21274"/>
       <w:bookmarkStart w:id="256" w:name="_Toc19928"/>
-      <w:bookmarkStart w:id="257" w:name="_Toc28757"/>
+      <w:bookmarkStart w:id="257" w:name="_Toc16286"/>
       <w:bookmarkStart w:id="258" w:name="_Toc10601"/>
       <w:bookmarkStart w:id="259" w:name="_Toc17927"/>
       <w:r>
@@ -8990,11 +9092,11 @@
       <w:bookmarkStart w:id="260" w:name="_Toc294"/>
       <w:bookmarkStart w:id="261" w:name="_Toc9485"/>
       <w:bookmarkStart w:id="262" w:name="_Toc5313"/>
-      <w:bookmarkStart w:id="263" w:name="_Toc12643"/>
-      <w:bookmarkStart w:id="264" w:name="_Toc17549"/>
-      <w:bookmarkStart w:id="265" w:name="_Toc30311"/>
-      <w:bookmarkStart w:id="266" w:name="_Toc2572"/>
-      <w:bookmarkStart w:id="267" w:name="_Toc2121"/>
+      <w:bookmarkStart w:id="263" w:name="_Toc17549"/>
+      <w:bookmarkStart w:id="264" w:name="_Toc30311"/>
+      <w:bookmarkStart w:id="265" w:name="_Toc2572"/>
+      <w:bookmarkStart w:id="266" w:name="_Toc2121"/>
+      <w:bookmarkStart w:id="267" w:name="_Toc12643"/>
       <w:r>
         <w:rPr>
           <w:rFonts w:hint="default" w:ascii="Times New Roman" w:hAnsi="Times New Roman" w:cs="Times New Roman"/>
@@ -9106,14 +9208,14 @@
           <w:lang w:val="en-US"/>
         </w:rPr>
       </w:pPr>
-      <w:bookmarkStart w:id="270" w:name="_Toc29676"/>
-      <w:bookmarkStart w:id="271" w:name="_Toc17661"/>
-      <w:bookmarkStart w:id="272" w:name="_Toc16100"/>
-      <w:bookmarkStart w:id="273" w:name="_Toc9291"/>
-      <w:bookmarkStart w:id="274" w:name="_Toc22254"/>
-      <w:bookmarkStart w:id="275" w:name="_Toc2207"/>
-      <w:bookmarkStart w:id="276" w:name="_Toc18377"/>
-      <w:bookmarkStart w:id="277" w:name="_Toc20036"/>
+      <w:bookmarkStart w:id="270" w:name="_Toc2207"/>
+      <w:bookmarkStart w:id="271" w:name="_Toc18377"/>
+      <w:bookmarkStart w:id="272" w:name="_Toc20036"/>
+      <w:bookmarkStart w:id="273" w:name="_Toc16100"/>
+      <w:bookmarkStart w:id="274" w:name="_Toc9291"/>
+      <w:bookmarkStart w:id="275" w:name="_Toc22254"/>
+      <w:bookmarkStart w:id="276" w:name="_Toc17661"/>
+      <w:bookmarkStart w:id="277" w:name="_Toc29676"/>
       <w:r>
         <w:rPr>
           <w:rFonts w:hint="default" w:ascii="Times New Roman" w:hAnsi="Times New Roman" w:cs="Times New Roman"/>
@@ -9182,8 +9284,8 @@
       <w:r>
         <w:fldChar w:fldCharType="end"/>
       </w:r>
-      <w:bookmarkStart w:id="278" w:name="_Toc23476"/>
-      <w:bookmarkStart w:id="279" w:name="_Toc6391"/>
+      <w:bookmarkStart w:id="278" w:name="_Toc6391"/>
+      <w:bookmarkStart w:id="279" w:name="_Toc23476"/>
       <w:r>
         <w:rPr>
           <w:rFonts w:hint="default"/>
@@ -9227,14 +9329,14 @@
           <w:lang w:val="en-US"/>
         </w:rPr>
       </w:pPr>
-      <w:bookmarkStart w:id="280" w:name="_Toc11861"/>
-      <w:bookmarkStart w:id="281" w:name="_Toc12358"/>
-      <w:bookmarkStart w:id="282" w:name="_Toc18807"/>
-      <w:bookmarkStart w:id="283" w:name="_Toc15792"/>
-      <w:bookmarkStart w:id="284" w:name="_Toc31261"/>
-      <w:bookmarkStart w:id="285" w:name="_Toc10445"/>
-      <w:bookmarkStart w:id="286" w:name="_Toc13558"/>
-      <w:bookmarkStart w:id="287" w:name="_Toc23693"/>
+      <w:bookmarkStart w:id="280" w:name="_Toc12358"/>
+      <w:bookmarkStart w:id="281" w:name="_Toc11861"/>
+      <w:bookmarkStart w:id="282" w:name="_Toc23693"/>
+      <w:bookmarkStart w:id="283" w:name="_Toc31261"/>
+      <w:bookmarkStart w:id="284" w:name="_Toc13558"/>
+      <w:bookmarkStart w:id="285" w:name="_Toc18807"/>
+      <w:bookmarkStart w:id="286" w:name="_Toc15792"/>
+      <w:bookmarkStart w:id="287" w:name="_Toc10445"/>
       <w:r>
         <w:rPr>
           <w:rFonts w:hint="default" w:ascii="Times New Roman" w:hAnsi="Times New Roman" w:cs="Times New Roman"/>
@@ -9260,13 +9362,13 @@
           <w:lang w:val="en-US"/>
         </w:rPr>
       </w:pPr>
-      <w:bookmarkStart w:id="288" w:name="_Toc10909"/>
-      <w:bookmarkStart w:id="289" w:name="_Toc16900"/>
-      <w:bookmarkStart w:id="290" w:name="_Toc4461"/>
-      <w:bookmarkStart w:id="291" w:name="_Toc23270"/>
-      <w:bookmarkStart w:id="292" w:name="_Toc2168"/>
-      <w:bookmarkStart w:id="293" w:name="_Toc13727"/>
-      <w:bookmarkStart w:id="294" w:name="_Toc16796"/>
+      <w:bookmarkStart w:id="288" w:name="_Toc16900"/>
+      <w:bookmarkStart w:id="289" w:name="_Toc4461"/>
+      <w:bookmarkStart w:id="290" w:name="_Toc23270"/>
+      <w:bookmarkStart w:id="291" w:name="_Toc2168"/>
+      <w:bookmarkStart w:id="292" w:name="_Toc10909"/>
+      <w:bookmarkStart w:id="293" w:name="_Toc16796"/>
+      <w:bookmarkStart w:id="294" w:name="_Toc13727"/>
       <w:bookmarkStart w:id="295" w:name="_Toc22084"/>
       <w:r>
         <w:rPr>
@@ -9536,12 +9638,12 @@
           <w:lang w:val="en-US"/>
         </w:rPr>
       </w:pPr>
-      <w:bookmarkStart w:id="302" w:name="_Toc25328"/>
+      <w:bookmarkStart w:id="302" w:name="_Toc9204"/>
       <w:bookmarkStart w:id="303" w:name="_Toc6415"/>
-      <w:bookmarkStart w:id="304" w:name="_Toc11271"/>
-      <w:bookmarkStart w:id="305" w:name="_Toc13385"/>
-      <w:bookmarkStart w:id="306" w:name="_Toc21252"/>
-      <w:bookmarkStart w:id="307" w:name="_Toc9204"/>
+      <w:bookmarkStart w:id="304" w:name="_Toc13385"/>
+      <w:bookmarkStart w:id="305" w:name="_Toc21252"/>
+      <w:bookmarkStart w:id="306" w:name="_Toc11271"/>
+      <w:bookmarkStart w:id="307" w:name="_Toc25328"/>
       <w:bookmarkStart w:id="308" w:name="_Toc8943"/>
       <w:bookmarkStart w:id="309" w:name="_Toc13621"/>
       <w:r>
@@ -9612,8 +9714,8 @@
       <w:r>
         <w:fldChar w:fldCharType="end"/>
       </w:r>
-      <w:bookmarkStart w:id="310" w:name="_Toc21617"/>
-      <w:bookmarkStart w:id="311" w:name="_Toc24410"/>
+      <w:bookmarkStart w:id="310" w:name="_Toc24410"/>
+      <w:bookmarkStart w:id="311" w:name="_Toc21617"/>
       <w:r>
         <w:rPr>
           <w:rFonts w:hint="default" w:ascii="Times New Roman" w:hAnsi="Times New Roman" w:cs="Times New Roman"/>
@@ -9883,13 +9985,13 @@
           <w:lang w:val="en-US"/>
         </w:rPr>
       </w:pPr>
-      <w:bookmarkStart w:id="314" w:name="_Toc19885"/>
+      <w:bookmarkStart w:id="314" w:name="_Toc8180"/>
       <w:bookmarkStart w:id="315" w:name="_Toc23931"/>
-      <w:bookmarkStart w:id="316" w:name="_Toc8180"/>
-      <w:bookmarkStart w:id="317" w:name="_Toc21427"/>
-      <w:bookmarkStart w:id="318" w:name="_Toc25222"/>
-      <w:bookmarkStart w:id="319" w:name="_Toc32328"/>
-      <w:bookmarkStart w:id="320" w:name="_Toc24431"/>
+      <w:bookmarkStart w:id="316" w:name="_Toc21427"/>
+      <w:bookmarkStart w:id="317" w:name="_Toc32328"/>
+      <w:bookmarkStart w:id="318" w:name="_Toc24431"/>
+      <w:bookmarkStart w:id="319" w:name="_Toc25222"/>
+      <w:bookmarkStart w:id="320" w:name="_Toc19885"/>
       <w:bookmarkStart w:id="321" w:name="_Toc22288"/>
       <w:r>
         <w:rPr>
@@ -9916,14 +10018,14 @@
           <w:lang w:val="en-US"/>
         </w:rPr>
       </w:pPr>
-      <w:bookmarkStart w:id="322" w:name="_Toc32489"/>
-      <w:bookmarkStart w:id="323" w:name="_Toc22581"/>
-      <w:bookmarkStart w:id="324" w:name="_Toc20660"/>
-      <w:bookmarkStart w:id="325" w:name="_Toc17795"/>
-      <w:bookmarkStart w:id="326" w:name="_Toc9790"/>
-      <w:bookmarkStart w:id="327" w:name="_Toc28750"/>
+      <w:bookmarkStart w:id="322" w:name="_Toc17795"/>
+      <w:bookmarkStart w:id="323" w:name="_Toc9790"/>
+      <w:bookmarkStart w:id="324" w:name="_Toc28750"/>
+      <w:bookmarkStart w:id="325" w:name="_Toc12461"/>
+      <w:bookmarkStart w:id="326" w:name="_Toc22581"/>
+      <w:bookmarkStart w:id="327" w:name="_Toc20660"/>
       <w:bookmarkStart w:id="328" w:name="_Toc20511"/>
-      <w:bookmarkStart w:id="329" w:name="_Toc12461"/>
+      <w:bookmarkStart w:id="329" w:name="_Toc32489"/>
       <w:r>
         <w:rPr>
           <w:rFonts w:hint="default" w:ascii="Times New Roman" w:hAnsi="Times New Roman" w:cs="Times New Roman"/>
@@ -9952,10 +10054,10 @@
       <w:bookmarkStart w:id="330" w:name="_Toc22"/>
       <w:bookmarkStart w:id="331" w:name="_Toc7996"/>
       <w:bookmarkStart w:id="332" w:name="_Toc13530"/>
-      <w:bookmarkStart w:id="333" w:name="_Toc28721"/>
-      <w:bookmarkStart w:id="334" w:name="_Toc29368"/>
-      <w:bookmarkStart w:id="335" w:name="_Toc14688"/>
-      <w:bookmarkStart w:id="336" w:name="_Toc20351"/>
+      <w:bookmarkStart w:id="333" w:name="_Toc29368"/>
+      <w:bookmarkStart w:id="334" w:name="_Toc28721"/>
+      <w:bookmarkStart w:id="335" w:name="_Toc20351"/>
+      <w:bookmarkStart w:id="336" w:name="_Toc14688"/>
       <w:bookmarkStart w:id="337" w:name="_Toc16206"/>
       <w:r>
         <w:rPr>
@@ -9984,12 +10086,12 @@
       </w:pPr>
       <w:bookmarkStart w:id="338" w:name="_Toc18462"/>
       <w:bookmarkStart w:id="339" w:name="_Toc5208"/>
-      <w:bookmarkStart w:id="340" w:name="_Toc24703"/>
-      <w:bookmarkStart w:id="341" w:name="_Toc15337"/>
+      <w:bookmarkStart w:id="340" w:name="_Toc15337"/>
+      <w:bookmarkStart w:id="341" w:name="_Toc24703"/>
       <w:bookmarkStart w:id="342" w:name="_Toc29688"/>
-      <w:bookmarkStart w:id="343" w:name="_Toc11869"/>
-      <w:bookmarkStart w:id="344" w:name="_Toc26908"/>
-      <w:bookmarkStart w:id="345" w:name="_Toc16795"/>
+      <w:bookmarkStart w:id="343" w:name="_Toc16795"/>
+      <w:bookmarkStart w:id="344" w:name="_Toc11869"/>
+      <w:bookmarkStart w:id="345" w:name="_Toc26908"/>
       <w:r>
         <w:rPr>
           <w:rFonts w:hint="default" w:ascii="Times New Roman" w:hAnsi="Times New Roman" w:cs="Times New Roman"/>
@@ -10304,6 +10406,78 @@
     </w:p>
     <w:p>
       <w:pPr>
+        <w:rPr>
+          <w:rFonts w:hint="default" w:ascii="Times New Roman" w:hAnsi="Times New Roman" w:cs="Times New Roman"/>
+          <w:lang w:val="en-US"/>
+        </w:rPr>
+      </w:pPr>
+    </w:p>
+    <w:p>
+      <w:pPr>
+        <w:rPr>
+          <w:rFonts w:hint="default" w:ascii="Times New Roman" w:hAnsi="Times New Roman" w:cs="Times New Roman"/>
+          <w:lang w:val="en-US"/>
+        </w:rPr>
+      </w:pPr>
+    </w:p>
+    <w:p>
+      <w:pPr>
+        <w:rPr>
+          <w:rFonts w:hint="default" w:ascii="Times New Roman" w:hAnsi="Times New Roman" w:cs="Times New Roman"/>
+          <w:lang w:val="en-US"/>
+        </w:rPr>
+      </w:pPr>
+    </w:p>
+    <w:p>
+      <w:pPr>
+        <w:rPr>
+          <w:rFonts w:hint="default" w:ascii="Times New Roman" w:hAnsi="Times New Roman" w:cs="Times New Roman"/>
+          <w:lang w:val="en-US"/>
+        </w:rPr>
+      </w:pPr>
+    </w:p>
+    <w:p>
+      <w:pPr>
+        <w:rPr>
+          <w:rFonts w:hint="default" w:ascii="Times New Roman" w:hAnsi="Times New Roman" w:cs="Times New Roman"/>
+          <w:lang w:val="en-US"/>
+        </w:rPr>
+      </w:pPr>
+    </w:p>
+    <w:p>
+      <w:pPr>
+        <w:rPr>
+          <w:rFonts w:hint="default" w:ascii="Times New Roman" w:hAnsi="Times New Roman" w:cs="Times New Roman"/>
+          <w:lang w:val="en-US"/>
+        </w:rPr>
+      </w:pPr>
+    </w:p>
+    <w:p>
+      <w:pPr>
+        <w:rPr>
+          <w:rFonts w:hint="default" w:ascii="Times New Roman" w:hAnsi="Times New Roman" w:cs="Times New Roman"/>
+          <w:lang w:val="en-US"/>
+        </w:rPr>
+      </w:pPr>
+    </w:p>
+    <w:p>
+      <w:pPr>
+        <w:rPr>
+          <w:rFonts w:hint="default" w:ascii="Times New Roman" w:hAnsi="Times New Roman" w:cs="Times New Roman"/>
+          <w:lang w:val="en-US"/>
+        </w:rPr>
+      </w:pPr>
+    </w:p>
+    <w:p>
+      <w:pPr>
+        <w:rPr>
+          <w:rFonts w:hint="default" w:ascii="Times New Roman" w:hAnsi="Times New Roman" w:cs="Times New Roman"/>
+          <w:lang w:val="en-US"/>
+        </w:rPr>
+      </w:pPr>
+    </w:p>
+    <w:p>
+      <w:pPr>
         <w:pStyle w:val="2"/>
         <w:bidi w:val="0"/>
         <w:rPr>
@@ -10311,14 +10485,14 @@
           <w:lang w:val="en-US"/>
         </w:rPr>
       </w:pPr>
-      <w:bookmarkStart w:id="346" w:name="_Toc15554"/>
-      <w:bookmarkStart w:id="347" w:name="_Toc24687"/>
-      <w:bookmarkStart w:id="348" w:name="_Toc5044"/>
-      <w:bookmarkStart w:id="349" w:name="_Toc9656"/>
+      <w:bookmarkStart w:id="346" w:name="_Toc5044"/>
+      <w:bookmarkStart w:id="347" w:name="_Toc9656"/>
+      <w:bookmarkStart w:id="348" w:name="_Toc24817"/>
+      <w:bookmarkStart w:id="349" w:name="_Toc15554"/>
       <w:bookmarkStart w:id="350" w:name="_Toc8989"/>
       <w:bookmarkStart w:id="351" w:name="_Toc28145"/>
-      <w:bookmarkStart w:id="352" w:name="_Toc24817"/>
-      <w:bookmarkStart w:id="353" w:name="_Toc19047"/>
+      <w:bookmarkStart w:id="352" w:name="_Toc19047"/>
+      <w:bookmarkStart w:id="353" w:name="_Toc24687"/>
       <w:r>
         <w:rPr>
           <w:rFonts w:hint="default" w:ascii="Times New Roman" w:hAnsi="Times New Roman" w:cs="Times New Roman"/>
@@ -10657,6 +10831,104 @@
     </w:p>
     <w:p>
       <w:pPr>
+        <w:rPr>
+          <w:rFonts w:hint="default" w:ascii="Times New Roman" w:hAnsi="Times New Roman" w:cs="Times New Roman"/>
+          <w:lang w:val="en-US"/>
+        </w:rPr>
+      </w:pPr>
+    </w:p>
+    <w:p>
+      <w:pPr>
+        <w:rPr>
+          <w:rFonts w:hint="default" w:ascii="Times New Roman" w:hAnsi="Times New Roman" w:cs="Times New Roman"/>
+          <w:lang w:val="en-US"/>
+        </w:rPr>
+      </w:pPr>
+    </w:p>
+    <w:p>
+      <w:pPr>
+        <w:rPr>
+          <w:rFonts w:hint="default" w:ascii="Times New Roman" w:hAnsi="Times New Roman" w:cs="Times New Roman"/>
+          <w:lang w:val="en-US"/>
+        </w:rPr>
+      </w:pPr>
+    </w:p>
+    <w:p>
+      <w:pPr>
+        <w:rPr>
+          <w:rFonts w:hint="default" w:ascii="Times New Roman" w:hAnsi="Times New Roman" w:cs="Times New Roman"/>
+          <w:lang w:val="en-US"/>
+        </w:rPr>
+      </w:pPr>
+    </w:p>
+    <w:p>
+      <w:pPr>
+        <w:rPr>
+          <w:rFonts w:hint="default" w:ascii="Times New Roman" w:hAnsi="Times New Roman" w:cs="Times New Roman"/>
+          <w:lang w:val="en-US"/>
+        </w:rPr>
+      </w:pPr>
+    </w:p>
+    <w:p>
+      <w:pPr>
+        <w:rPr>
+          <w:rFonts w:hint="default" w:ascii="Times New Roman" w:hAnsi="Times New Roman" w:cs="Times New Roman"/>
+          <w:lang w:val="en-US"/>
+        </w:rPr>
+      </w:pPr>
+    </w:p>
+    <w:p>
+      <w:pPr>
+        <w:rPr>
+          <w:rFonts w:hint="default" w:ascii="Times New Roman" w:hAnsi="Times New Roman" w:cs="Times New Roman"/>
+          <w:lang w:val="en-US"/>
+        </w:rPr>
+      </w:pPr>
+    </w:p>
+    <w:p>
+      <w:pPr>
+        <w:rPr>
+          <w:rFonts w:hint="default" w:ascii="Times New Roman" w:hAnsi="Times New Roman" w:cs="Times New Roman"/>
+          <w:lang w:val="en-US"/>
+        </w:rPr>
+      </w:pPr>
+    </w:p>
+    <w:p>
+      <w:pPr>
+        <w:rPr>
+          <w:rFonts w:hint="default" w:ascii="Times New Roman" w:hAnsi="Times New Roman" w:cs="Times New Roman"/>
+          <w:lang w:val="en-US"/>
+        </w:rPr>
+      </w:pPr>
+    </w:p>
+    <w:p>
+      <w:pPr>
+        <w:rPr>
+          <w:rFonts w:hint="default" w:ascii="Times New Roman" w:hAnsi="Times New Roman" w:cs="Times New Roman"/>
+          <w:lang w:val="en-US"/>
+        </w:rPr>
+      </w:pPr>
+    </w:p>
+    <w:p>
+      <w:pPr>
+        <w:rPr>
+          <w:rFonts w:hint="default" w:ascii="Times New Roman" w:hAnsi="Times New Roman" w:cs="Times New Roman"/>
+          <w:lang w:val="en-US"/>
+        </w:rPr>
+      </w:pPr>
+      <w:bookmarkStart w:id="362" w:name="_GoBack"/>
+      <w:bookmarkEnd w:id="362"/>
+    </w:p>
+    <w:p>
+      <w:pPr>
+        <w:rPr>
+          <w:rFonts w:hint="default" w:ascii="Times New Roman" w:hAnsi="Times New Roman" w:cs="Times New Roman"/>
+          <w:lang w:val="en-US"/>
+        </w:rPr>
+      </w:pPr>
+    </w:p>
+    <w:p>
+      <w:pPr>
         <w:pStyle w:val="2"/>
         <w:bidi w:val="0"/>
         <w:rPr>
@@ -10664,14 +10936,14 @@
           <w:lang w:val="en-US"/>
         </w:rPr>
       </w:pPr>
-      <w:bookmarkStart w:id="354" w:name="_Toc24276"/>
-      <w:bookmarkStart w:id="355" w:name="_Toc24872"/>
-      <w:bookmarkStart w:id="356" w:name="_Toc26954"/>
-      <w:bookmarkStart w:id="357" w:name="_Toc14692"/>
-      <w:bookmarkStart w:id="358" w:name="_Toc16871"/>
-      <w:bookmarkStart w:id="359" w:name="_Toc3074"/>
-      <w:bookmarkStart w:id="360" w:name="_Toc15117"/>
-      <w:bookmarkStart w:id="361" w:name="_Toc4125"/>
+      <w:bookmarkStart w:id="354" w:name="_Toc16871"/>
+      <w:bookmarkStart w:id="355" w:name="_Toc15117"/>
+      <w:bookmarkStart w:id="356" w:name="_Toc4125"/>
+      <w:bookmarkStart w:id="357" w:name="_Toc26954"/>
+      <w:bookmarkStart w:id="358" w:name="_Toc24276"/>
+      <w:bookmarkStart w:id="359" w:name="_Toc24872"/>
+      <w:bookmarkStart w:id="360" w:name="_Toc14692"/>
+      <w:bookmarkStart w:id="361" w:name="_Toc3074"/>
       <w:r>
         <w:rPr>
           <w:rFonts w:hint="default" w:ascii="Times New Roman" w:hAnsi="Times New Roman" w:cs="Times New Roman"/>
@@ -11463,8 +11735,8 @@
     <w:lsdException w:unhideWhenUsed="0" w:uiPriority="0" w:semiHidden="0" w:name="Normal Indent"/>
     <w:lsdException w:unhideWhenUsed="0" w:uiPriority="0" w:semiHidden="0" w:name="footnote text"/>
     <w:lsdException w:unhideWhenUsed="0" w:uiPriority="0" w:semiHidden="0" w:name="annotation text"/>
-    <w:lsdException w:unhideWhenUsed="0" w:uiPriority="0" w:semiHidden="0" w:name="header"/>
-    <w:lsdException w:unhideWhenUsed="0" w:uiPriority="0" w:semiHidden="0" w:name="footer"/>
+    <w:lsdException w:qFormat="1" w:unhideWhenUsed="0" w:uiPriority="0" w:semiHidden="0" w:name="header"/>
+    <w:lsdException w:qFormat="1" w:unhideWhenUsed="0" w:uiPriority="0" w:semiHidden="0" w:name="footer"/>
     <w:lsdException w:unhideWhenUsed="0" w:uiPriority="0" w:semiHidden="0" w:name="index heading"/>
     <w:lsdException w:qFormat="1" w:uiPriority="0" w:semiHidden="0" w:name="caption"/>
     <w:lsdException w:qFormat="1" w:unhideWhenUsed="0" w:uiPriority="0" w:semiHidden="0" w:name="table of figures"/>
@@ -11475,7 +11747,7 @@
     <w:lsdException w:unhideWhenUsed="0" w:uiPriority="0" w:semiHidden="0" w:name="line number"/>
     <w:lsdException w:unhideWhenUsed="0" w:uiPriority="0" w:semiHidden="0" w:name="page number"/>
     <w:lsdException w:qFormat="1" w:unhideWhenUsed="0" w:uiPriority="0" w:semiHidden="0" w:name="endnote reference"/>
-    <w:lsdException w:unhideWhenUsed="0" w:uiPriority="0" w:semiHidden="0" w:name="endnote text"/>
+    <w:lsdException w:qFormat="1" w:unhideWhenUsed="0" w:uiPriority="0" w:semiHidden="0" w:name="endnote text"/>
     <w:lsdException w:unhideWhenUsed="0" w:uiPriority="0" w:semiHidden="0" w:name="table of authorities"/>
     <w:lsdException w:unhideWhenUsed="0" w:uiPriority="0" w:semiHidden="0" w:name="macro"/>
     <w:lsdException w:unhideWhenUsed="0" w:uiPriority="0" w:semiHidden="0" w:name="toa heading"/>
@@ -11838,6 +12110,7 @@
   <w:style w:type="paragraph" w:styleId="10">
     <w:name w:val="endnote text"/>
     <w:basedOn w:val="1"/>
+    <w:qFormat/>
     <w:uiPriority w:val="0"/>
     <w:pPr>
       <w:snapToGrid w:val="0"/>
@@ -11847,6 +12120,7 @@
   <w:style w:type="paragraph" w:styleId="11">
     <w:name w:val="footer"/>
     <w:basedOn w:val="1"/>
+    <w:qFormat/>
     <w:uiPriority w:val="0"/>
     <w:pPr>
       <w:tabs>
@@ -11864,6 +12138,7 @@
   <w:style w:type="paragraph" w:styleId="12">
     <w:name w:val="header"/>
     <w:basedOn w:val="1"/>
+    <w:qFormat/>
     <w:uiPriority w:val="0"/>
     <w:pPr>
       <w:tabs>
@@ -11927,6 +12202,7 @@
   <w:style w:type="paragraph" w:customStyle="1" w:styleId="18">
     <w:name w:val="caption"/>
     <w:basedOn w:val="1"/>
+    <w:qFormat/>
     <w:uiPriority w:val="0"/>
     <w:pPr>
       <w:spacing w:before="60" w:after="60"/>
@@ -11955,6 +12231,7 @@
   <w:style w:type="character" w:customStyle="1" w:styleId="20">
     <w:name w:val="Heading 1 Char"/>
     <w:link w:val="2"/>
+    <w:qFormat/>
     <w:uiPriority w:val="0"/>
     <w:rPr>
       <w:rFonts w:ascii="Times New Roman" w:hAnsi="Times New Roman" w:eastAsia="+Body Asian"/>
@@ -11982,6 +12259,7 @@
   <w:style w:type="paragraph" w:customStyle="1" w:styleId="22">
     <w:name w:val="Sec1_phandau"/>
     <w:basedOn w:val="1"/>
+    <w:qFormat/>
     <w:uiPriority w:val="0"/>
     <w:pPr>
       <w:spacing w:before="120" w:after="120"/>
